--- a/mps-nivel-c/oficial/04_registros/FTFRUKI_SuperApp-Forca-de-Vendas/GQA-FRUKI01-001_Registro-de-GQA.docx
+++ b/mps-nivel-c/oficial/04_registros/FTFRUKI_SuperApp-Forca-de-Vendas/GQA-FRUKI01-001_Registro-de-GQA.docx
@@ -34,7 +34,7 @@
           <w:color w:val="555555"/>
           <w:sz w:val="20"/>
         </w:rPr>
-        <w:t>✅   ·   Versão Data   ·   05/06/2026   ·   Timeware Brasil</w:t>
+        <w:t>GQA-FRUKI01-001   ·   Versão 1.2   ·   05/06/2026   ·   Timeware Brasil</w:t>
       </w:r>
     </w:p>
     <w:p>
@@ -226,7 +226,7 @@
                 <w:i w:val="0"/>
                 <w:sz w:val="20"/>
               </w:rPr>
-              <w:t>1.1</w:t>
+              <w:t>1.2</w:t>
             </w:r>
           </w:p>
         </w:tc>
@@ -762,7 +762,7 @@
                 <w:i w:val="0"/>
                 <w:sz w:val="20"/>
               </w:rPr>
-              <w:t>TAP-FRUKI01-001 v1.1 — abertura em 05/06/2025</w:t>
+              <w:t>TAP-FRUKI01-001 v1.1 — abertura em 05/06/2025; ata de kickoff registrada em ATA-FRUKI01-001</w:t>
             </w:r>
           </w:p>
         </w:tc>
@@ -842,7 +842,7 @@
                 <w:i w:val="0"/>
                 <w:sz w:val="20"/>
               </w:rPr>
-              <w:t>REQ-FRUKI01-001 v1.1 — levantamento em 25/06/2025</w:t>
+              <w:t>REQ-FRUKI01-001 v1.1 — levantamento em 25/06/2025; ata ATA-FRUKI01-002</w:t>
             </w:r>
           </w:p>
         </w:tc>
@@ -925,7 +925,7 @@
                 <w:i w:val="0"/>
                 <w:sz w:val="20"/>
               </w:rPr>
-              <w:t>ADAP-FRUKI01-001 v1.0</w:t>
+              <w:t>ADAP-FRUKI01-001 v1.1 — adaptações justificadas; ITP e GDE referenciados</w:t>
             </w:r>
           </w:p>
         </w:tc>
@@ -955,7 +955,7 @@
                 <w:i w:val="0"/>
                 <w:sz w:val="20"/>
               </w:rPr>
-              <w:t>Plano de projeto documentado e aprovado</w:t>
+              <w:t>Plano de projeto documentado e aprovado pelo cliente</w:t>
             </w:r>
           </w:p>
         </w:tc>
@@ -1005,7 +1005,7 @@
                 <w:i w:val="0"/>
                 <w:sz w:val="20"/>
               </w:rPr>
-              <w:t>PLA-FRUKI01-001 v1.1 — aprovado em 26/06/2025</w:t>
+              <w:t>PLA-FRUKI01-001 v1.1 — aprovado em 05/06/2025; ref. ATA-FRUKI01-001</w:t>
             </w:r>
           </w:p>
         </w:tc>
@@ -1118,7 +1118,7 @@
                 <w:i w:val="0"/>
                 <w:sz w:val="20"/>
               </w:rPr>
-              <w:t>Plano de V&amp;V definido e executado</w:t>
+              <w:t>Estratégia de integração documentada</w:t>
             </w:r>
           </w:p>
         </w:tc>
@@ -1168,7 +1168,7 @@
                 <w:i w:val="0"/>
                 <w:sz w:val="20"/>
               </w:rPr>
-              <w:t>VV-FRUKI01-001 v1.0 — cenários executados; piloto 05/08/2025</w:t>
+              <w:t>ITP-FRUKI01-001 v1.0 — 4 APIs REST Fruki; estratégia incremental</w:t>
             </w:r>
           </w:p>
         </w:tc>
@@ -1199,7 +1199,7 @@
                 <w:i w:val="0"/>
                 <w:sz w:val="20"/>
               </w:rPr>
-              <w:t>Rastreabilidade mantida entre requisitos, design e verificação</w:t>
+              <w:t>Plano de V&amp;V definido e executado</w:t>
             </w:r>
           </w:p>
         </w:tc>
@@ -1251,7 +1251,343 @@
                 <w:i w:val="0"/>
                 <w:sz w:val="20"/>
               </w:rPr>
+              <w:t>VV-FRUKI01-001 v1.0 — cenários Gherkin executados; piloto 05/08/2025 (ATA-FRUKI01-007)</w:t>
+            </w:r>
+          </w:p>
+        </w:tc>
+      </w:tr>
+      <w:tr>
+        <w:trPr>
+          <w:cantSplit w:val="1"/>
+        </w:trPr>
+        <w:tc>
+          <w:tcPr>
+            <w:tcW w:type="dxa" w:w="2967"/>
+            <w:tcMar>
+              <w:top w:w="60" w:type="dxa"/>
+              <w:bottom w:w="60" w:type="dxa"/>
+              <w:left w:w="100" w:type="dxa"/>
+              <w:right w:w="100" w:type="dxa"/>
+            </w:tcMar>
+          </w:tcPr>
+          <w:p>
+            <w:pPr>
+              <w:spacing w:before="40" w:after="40"/>
+            </w:pPr>
+            <w:r>
+              <w:rPr>
+                <w:rFonts w:ascii="Calibri" w:hAnsi="Calibri"/>
+                <w:b w:val="0"/>
+                <w:i w:val="0"/>
+                <w:sz w:val="20"/>
+              </w:rPr>
+              <w:t>Rastreabilidade mantida entre requisitos, design e verificação</w:t>
+            </w:r>
+          </w:p>
+        </w:tc>
+        <w:tc>
+          <w:tcPr>
+            <w:tcW w:type="dxa" w:w="2967"/>
+            <w:tcMar>
+              <w:top w:w="60" w:type="dxa"/>
+              <w:bottom w:w="60" w:type="dxa"/>
+              <w:left w:w="100" w:type="dxa"/>
+              <w:right w:w="100" w:type="dxa"/>
+            </w:tcMar>
+          </w:tcPr>
+          <w:p>
+            <w:pPr>
+              <w:spacing w:before="40" w:after="40"/>
+            </w:pPr>
+            <w:r>
+              <w:rPr>
+                <w:rFonts w:ascii="Calibri" w:hAnsi="Calibri"/>
+                <w:b w:val="0"/>
+                <w:i w:val="0"/>
+                <w:sz w:val="20"/>
+              </w:rPr>
+              <w:t>✅ Sim</w:t>
+            </w:r>
+          </w:p>
+        </w:tc>
+        <w:tc>
+          <w:tcPr>
+            <w:tcW w:type="dxa" w:w="2967"/>
+            <w:tcMar>
+              <w:top w:w="60" w:type="dxa"/>
+              <w:bottom w:w="60" w:type="dxa"/>
+              <w:left w:w="100" w:type="dxa"/>
+              <w:right w:w="100" w:type="dxa"/>
+            </w:tcMar>
+          </w:tcPr>
+          <w:p>
+            <w:pPr>
+              <w:spacing w:before="40" w:after="40"/>
+            </w:pPr>
+            <w:r>
+              <w:rPr>
+                <w:rFonts w:ascii="Calibri" w:hAnsi="Calibri"/>
+                <w:b w:val="0"/>
+                <w:i w:val="0"/>
+                <w:sz w:val="20"/>
+              </w:rPr>
               <w:t>RASTR-FRUKI01-001 v1.0 — cobertura total RF-01 a RF-04</w:t>
+            </w:r>
+          </w:p>
+        </w:tc>
+      </w:tr>
+      <w:tr>
+        <w:trPr>
+          <w:cantSplit w:val="1"/>
+        </w:trPr>
+        <w:tc>
+          <w:tcPr>
+            <w:tcW w:type="dxa" w:w="2967"/>
+            <w:tcMar>
+              <w:top w:w="60" w:type="dxa"/>
+              <w:bottom w:w="60" w:type="dxa"/>
+              <w:left w:w="100" w:type="dxa"/>
+              <w:right w:w="100" w:type="dxa"/>
+            </w:tcMar>
+            <w:shd w:val="clear" w:color="auto" w:fill="EBF5FB"/>
+          </w:tcPr>
+          <w:p>
+            <w:pPr>
+              <w:spacing w:before="40" w:after="40"/>
+            </w:pPr>
+            <w:r>
+              <w:rPr>
+                <w:rFonts w:ascii="Calibri" w:hAnsi="Calibri"/>
+                <w:b w:val="0"/>
+                <w:i w:val="0"/>
+                <w:sz w:val="20"/>
+              </w:rPr>
+              <w:t>Revisão por pares realizada antes do merge</w:t>
+            </w:r>
+          </w:p>
+        </w:tc>
+        <w:tc>
+          <w:tcPr>
+            <w:tcW w:type="dxa" w:w="2967"/>
+            <w:tcMar>
+              <w:top w:w="60" w:type="dxa"/>
+              <w:bottom w:w="60" w:type="dxa"/>
+              <w:left w:w="100" w:type="dxa"/>
+              <w:right w:w="100" w:type="dxa"/>
+            </w:tcMar>
+            <w:shd w:val="clear" w:color="auto" w:fill="EBF5FB"/>
+          </w:tcPr>
+          <w:p>
+            <w:pPr>
+              <w:spacing w:before="40" w:after="40"/>
+            </w:pPr>
+            <w:r>
+              <w:rPr>
+                <w:rFonts w:ascii="Calibri" w:hAnsi="Calibri"/>
+                <w:b w:val="0"/>
+                <w:i w:val="0"/>
+                <w:sz w:val="20"/>
+              </w:rPr>
+              <w:t>✅ Sim</w:t>
+            </w:r>
+          </w:p>
+        </w:tc>
+        <w:tc>
+          <w:tcPr>
+            <w:tcW w:type="dxa" w:w="2967"/>
+            <w:tcMar>
+              <w:top w:w="60" w:type="dxa"/>
+              <w:bottom w:w="60" w:type="dxa"/>
+              <w:left w:w="100" w:type="dxa"/>
+              <w:right w:w="100" w:type="dxa"/>
+            </w:tcMar>
+            <w:shd w:val="clear" w:color="auto" w:fill="EBF5FB"/>
+          </w:tcPr>
+          <w:p>
+            <w:pPr>
+              <w:spacing w:before="40" w:after="40"/>
+            </w:pPr>
+            <w:r>
+              <w:rPr>
+                <w:rFonts w:ascii="Calibri" w:hAnsi="Calibri"/>
+                <w:b w:val="0"/>
+                <w:i w:val="0"/>
+                <w:sz w:val="20"/>
+              </w:rPr>
+              <w:t xml:space="preserve">PR revisada e aprovada por Jardel Dargas Silva (Fruki) antes do merge na branch </w:t>
+            </w:r>
+            <w:r>
+              <w:rPr>
+                <w:rFonts w:ascii="Courier New" w:hAnsi="Courier New"/>
+                <w:b w:val="0"/>
+                <w:i w:val="0"/>
+                <w:color w:val="333333"/>
+                <w:sz w:val="20"/>
+              </w:rPr>
+              <w:t>main</w:t>
+            </w:r>
+          </w:p>
+        </w:tc>
+      </w:tr>
+      <w:tr>
+        <w:trPr>
+          <w:cantSplit w:val="1"/>
+        </w:trPr>
+        <w:tc>
+          <w:tcPr>
+            <w:tcW w:type="dxa" w:w="2967"/>
+            <w:tcMar>
+              <w:top w:w="60" w:type="dxa"/>
+              <w:bottom w:w="60" w:type="dxa"/>
+              <w:left w:w="100" w:type="dxa"/>
+              <w:right w:w="100" w:type="dxa"/>
+            </w:tcMar>
+          </w:tcPr>
+          <w:p>
+            <w:pPr>
+              <w:spacing w:before="40" w:after="40"/>
+            </w:pPr>
+            <w:r>
+              <w:rPr>
+                <w:rFonts w:ascii="Calibri" w:hAnsi="Calibri"/>
+                <w:b w:val="0"/>
+                <w:i w:val="0"/>
+                <w:sz w:val="20"/>
+              </w:rPr>
+              <w:t>Análise de decisão registrada para decisões arquiteturais relevantes</w:t>
+            </w:r>
+          </w:p>
+        </w:tc>
+        <w:tc>
+          <w:tcPr>
+            <w:tcW w:type="dxa" w:w="2967"/>
+            <w:tcMar>
+              <w:top w:w="60" w:type="dxa"/>
+              <w:bottom w:w="60" w:type="dxa"/>
+              <w:left w:w="100" w:type="dxa"/>
+              <w:right w:w="100" w:type="dxa"/>
+            </w:tcMar>
+          </w:tcPr>
+          <w:p>
+            <w:pPr>
+              <w:spacing w:before="40" w:after="40"/>
+            </w:pPr>
+            <w:r>
+              <w:rPr>
+                <w:rFonts w:ascii="Calibri" w:hAnsi="Calibri"/>
+                <w:b w:val="0"/>
+                <w:i w:val="0"/>
+                <w:sz w:val="20"/>
+              </w:rPr>
+              <w:t>✅ Sim</w:t>
+            </w:r>
+          </w:p>
+        </w:tc>
+        <w:tc>
+          <w:tcPr>
+            <w:tcW w:type="dxa" w:w="2967"/>
+            <w:tcMar>
+              <w:top w:w="60" w:type="dxa"/>
+              <w:bottom w:w="60" w:type="dxa"/>
+              <w:left w:w="100" w:type="dxa"/>
+              <w:right w:w="100" w:type="dxa"/>
+            </w:tcMar>
+          </w:tcPr>
+          <w:p>
+            <w:pPr>
+              <w:spacing w:before="40" w:after="40"/>
+            </w:pPr>
+            <w:r>
+              <w:rPr>
+                <w:rFonts w:ascii="Calibri" w:hAnsi="Calibri"/>
+                <w:b w:val="0"/>
+                <w:i w:val="0"/>
+                <w:sz w:val="20"/>
+              </w:rPr>
+              <w:t>GDE-FRUKI01-001 v1.0 — Decisão 1: normalização de dados no front-end (impacta Pacote 1)</w:t>
+            </w:r>
+          </w:p>
+        </w:tc>
+      </w:tr>
+      <w:tr>
+        <w:trPr>
+          <w:cantSplit w:val="1"/>
+        </w:trPr>
+        <w:tc>
+          <w:tcPr>
+            <w:tcW w:type="dxa" w:w="2967"/>
+            <w:tcMar>
+              <w:top w:w="60" w:type="dxa"/>
+              <w:bottom w:w="60" w:type="dxa"/>
+              <w:left w:w="100" w:type="dxa"/>
+              <w:right w:w="100" w:type="dxa"/>
+            </w:tcMar>
+            <w:shd w:val="clear" w:color="auto" w:fill="EBF5FB"/>
+          </w:tcPr>
+          <w:p>
+            <w:pPr>
+              <w:spacing w:before="40" w:after="40"/>
+            </w:pPr>
+            <w:r>
+              <w:rPr>
+                <w:rFonts w:ascii="Calibri" w:hAnsi="Calibri"/>
+                <w:b w:val="0"/>
+                <w:i w:val="0"/>
+                <w:sz w:val="20"/>
+              </w:rPr>
+              <w:t>Acompanhamento do projeto registrado</w:t>
+            </w:r>
+          </w:p>
+        </w:tc>
+        <w:tc>
+          <w:tcPr>
+            <w:tcW w:type="dxa" w:w="2967"/>
+            <w:tcMar>
+              <w:top w:w="60" w:type="dxa"/>
+              <w:bottom w:w="60" w:type="dxa"/>
+              <w:left w:w="100" w:type="dxa"/>
+              <w:right w:w="100" w:type="dxa"/>
+            </w:tcMar>
+            <w:shd w:val="clear" w:color="auto" w:fill="EBF5FB"/>
+          </w:tcPr>
+          <w:p>
+            <w:pPr>
+              <w:spacing w:before="40" w:after="40"/>
+            </w:pPr>
+            <w:r>
+              <w:rPr>
+                <w:rFonts w:ascii="Calibri" w:hAnsi="Calibri"/>
+                <w:b w:val="0"/>
+                <w:i w:val="0"/>
+                <w:sz w:val="20"/>
+              </w:rPr>
+              <w:t>✅ Sim</w:t>
+            </w:r>
+          </w:p>
+        </w:tc>
+        <w:tc>
+          <w:tcPr>
+            <w:tcW w:type="dxa" w:w="2967"/>
+            <w:tcMar>
+              <w:top w:w="60" w:type="dxa"/>
+              <w:bottom w:w="60" w:type="dxa"/>
+              <w:left w:w="100" w:type="dxa"/>
+              <w:right w:w="100" w:type="dxa"/>
+            </w:tcMar>
+            <w:shd w:val="clear" w:color="auto" w:fill="EBF5FB"/>
+          </w:tcPr>
+          <w:p>
+            <w:pPr>
+              <w:spacing w:before="40" w:after="40"/>
+            </w:pPr>
+            <w:r>
+              <w:rPr>
+                <w:rFonts w:ascii="Calibri" w:hAnsi="Calibri"/>
+                <w:b w:val="0"/>
+                <w:i w:val="0"/>
+                <w:sz w:val="20"/>
+              </w:rPr>
+              <w:t>RAC-FRUKI01-002 v1.0 — relatório de encerramento do Pacote 1 (Set/2025)</w:t>
             </w:r>
           </w:p>
         </w:tc>
@@ -1331,7 +1667,7 @@
                 <w:i w:val="0"/>
                 <w:sz w:val="20"/>
               </w:rPr>
-              <w:t>GP: Abraão Oliveira; UX/analista: Brenda Chrystie; devs: Luca Watson e Thiago Gomes</w:t>
+              <w:t>GP: Abraão Oliveira; UX/analista: Brenda Chrystie; devs: Luca Watson e Thiago Gomes; GQA: COO (Operações)</w:t>
             </w:r>
           </w:p>
         </w:tc>
@@ -1362,7 +1698,7 @@
                 <w:i w:val="0"/>
                 <w:sz w:val="20"/>
               </w:rPr>
-              <w:t>Revisão técnica de código realizada antes do merge</w:t>
+              <w:t>Encerramento formal realizado com aceite do cliente</w:t>
             </w:r>
           </w:p>
         </w:tc>
@@ -1414,87 +1750,7 @@
                 <w:i w:val="0"/>
                 <w:sz w:val="20"/>
               </w:rPr>
-              <w:t>PR revisada e aprovada por Jardel Dargas Silva (Fruki)</w:t>
-            </w:r>
-          </w:p>
-        </w:tc>
-      </w:tr>
-      <w:tr>
-        <w:trPr>
-          <w:cantSplit w:val="1"/>
-        </w:trPr>
-        <w:tc>
-          <w:tcPr>
-            <w:tcW w:type="dxa" w:w="2967"/>
-            <w:tcMar>
-              <w:top w:w="60" w:type="dxa"/>
-              <w:bottom w:w="60" w:type="dxa"/>
-              <w:left w:w="100" w:type="dxa"/>
-              <w:right w:w="100" w:type="dxa"/>
-            </w:tcMar>
-          </w:tcPr>
-          <w:p>
-            <w:pPr>
-              <w:spacing w:before="40" w:after="40"/>
-            </w:pPr>
-            <w:r>
-              <w:rPr>
-                <w:rFonts w:ascii="Calibri" w:hAnsi="Calibri"/>
-                <w:b w:val="0"/>
-                <w:i w:val="0"/>
-                <w:sz w:val="20"/>
-              </w:rPr>
-              <w:t>Encerramento formal realizado com aceite do cliente</w:t>
-            </w:r>
-          </w:p>
-        </w:tc>
-        <w:tc>
-          <w:tcPr>
-            <w:tcW w:type="dxa" w:w="2967"/>
-            <w:tcMar>
-              <w:top w:w="60" w:type="dxa"/>
-              <w:bottom w:w="60" w:type="dxa"/>
-              <w:left w:w="100" w:type="dxa"/>
-              <w:right w:w="100" w:type="dxa"/>
-            </w:tcMar>
-          </w:tcPr>
-          <w:p>
-            <w:pPr>
-              <w:spacing w:before="40" w:after="40"/>
-            </w:pPr>
-            <w:r>
-              <w:rPr>
-                <w:rFonts w:ascii="Calibri" w:hAnsi="Calibri"/>
-                <w:b w:val="0"/>
-                <w:i w:val="0"/>
-                <w:sz w:val="20"/>
-              </w:rPr>
-              <w:t>✅ Sim</w:t>
-            </w:r>
-          </w:p>
-        </w:tc>
-        <w:tc>
-          <w:tcPr>
-            <w:tcW w:type="dxa" w:w="2967"/>
-            <w:tcMar>
-              <w:top w:w="60" w:type="dxa"/>
-              <w:bottom w:w="60" w:type="dxa"/>
-              <w:left w:w="100" w:type="dxa"/>
-              <w:right w:w="100" w:type="dxa"/>
-            </w:tcMar>
-          </w:tcPr>
-          <w:p>
-            <w:pPr>
-              <w:spacing w:before="40" w:after="40"/>
-            </w:pPr>
-            <w:r>
-              <w:rPr>
-                <w:rFonts w:ascii="Calibri" w:hAnsi="Calibri"/>
-                <w:b w:val="0"/>
-                <w:i w:val="0"/>
-                <w:sz w:val="20"/>
-              </w:rPr>
-              <w:t>TAE-FRUKI01-001 + aceite de Leandro Lottermann (Set/2025)</w:t>
+              <w:t>TAE-FRUKI01-001 v1.0 + aceite de Leandro Lottermann (Set/2025)</w:t>
             </w:r>
           </w:p>
         </w:tc>
@@ -1789,7 +2045,7 @@
                 <w:i w:val="0"/>
                 <w:sz w:val="20"/>
               </w:rPr>
-              <w:t>TAP-FRUKI01-002 v1.0 — abertura em 09/10/2025</w:t>
+              <w:t>TAP-FRUKI01-002 v1.1 — abertura em 09/10/2025; ata de kickoff registrada em ATA-FRUKI01-008</w:t>
             </w:r>
           </w:p>
         </w:tc>
@@ -1819,7 +2075,7 @@
                 <w:i w:val="0"/>
                 <w:sz w:val="20"/>
               </w:rPr>
-              <w:t>Requisitos documentados e rastreáveis antes do desenvolvimento</w:t>
+              <w:t>Ata de kickoff registrada</w:t>
             </w:r>
           </w:p>
         </w:tc>
@@ -1869,7 +2125,7 @@
                 <w:i w:val="0"/>
                 <w:sz w:val="20"/>
               </w:rPr>
-              <w:t>REQ-FRUKI01-002 v1.0 — 10 RF e 5 RNF levantados antes de cada sprint</w:t>
+              <w:t>ATA-FRUKI01-008 v1.0 — kickoff e aprovação do plano em 09/10/2025</w:t>
             </w:r>
           </w:p>
         </w:tc>
@@ -1900,7 +2156,7 @@
                 <w:i w:val="0"/>
                 <w:sz w:val="20"/>
               </w:rPr>
-              <w:t>Registro de adaptação do processo formalizado</w:t>
+              <w:t>Requisitos documentados e rastreáveis antes do desenvolvimento</w:t>
             </w:r>
           </w:p>
         </w:tc>
@@ -1952,7 +2208,7 @@
                 <w:i w:val="0"/>
                 <w:sz w:val="20"/>
               </w:rPr>
-              <w:t>ADAP-FRUKI01-002 v1.0</w:t>
+              <w:t>REQ-FRUKI01-002 v1.0 — 10 RF e 5 RNF levantados antes de cada sprint</w:t>
             </w:r>
           </w:p>
         </w:tc>
@@ -1982,7 +2238,7 @@
                 <w:i w:val="0"/>
                 <w:sz w:val="20"/>
               </w:rPr>
-              <w:t>Plano de projeto documentado e aprovado</w:t>
+              <w:t>Registro de adaptação do processo formalizado</w:t>
             </w:r>
           </w:p>
         </w:tc>
@@ -2032,7 +2288,7 @@
                 <w:i w:val="0"/>
                 <w:sz w:val="20"/>
               </w:rPr>
-              <w:t>PLA-FRUKI01-002 v1.0 — aprovado em 09/10/2025</w:t>
+              <w:t>ADAP-FRUKI01-002 v1.1 — ITP-002 e GDE-001 referenciados</w:t>
             </w:r>
           </w:p>
         </w:tc>
@@ -2063,7 +2319,7 @@
                 <w:i w:val="0"/>
                 <w:sz w:val="20"/>
               </w:rPr>
-              <w:t>Design técnico e de UX documentado antes da construção</w:t>
+              <w:t>Plano de projeto documentado e aprovado pelo cliente</w:t>
             </w:r>
           </w:p>
         </w:tc>
@@ -2115,7 +2371,170 @@
                 <w:i w:val="0"/>
                 <w:sz w:val="20"/>
               </w:rPr>
+              <w:t>PLA-FRUKI01-002 v1.0 — aprovado em 09/10/2025; ref. ATA-FRUKI01-008</w:t>
+            </w:r>
+          </w:p>
+        </w:tc>
+      </w:tr>
+      <w:tr>
+        <w:trPr>
+          <w:cantSplit w:val="1"/>
+        </w:trPr>
+        <w:tc>
+          <w:tcPr>
+            <w:tcW w:type="dxa" w:w="2967"/>
+            <w:tcMar>
+              <w:top w:w="60" w:type="dxa"/>
+              <w:bottom w:w="60" w:type="dxa"/>
+              <w:left w:w="100" w:type="dxa"/>
+              <w:right w:w="100" w:type="dxa"/>
+            </w:tcMar>
+          </w:tcPr>
+          <w:p>
+            <w:pPr>
+              <w:spacing w:before="40" w:after="40"/>
+            </w:pPr>
+            <w:r>
+              <w:rPr>
+                <w:rFonts w:ascii="Calibri" w:hAnsi="Calibri"/>
+                <w:b w:val="0"/>
+                <w:i w:val="0"/>
+                <w:sz w:val="20"/>
+              </w:rPr>
+              <w:t>Design técnico e de UX documentado antes da construção</w:t>
+            </w:r>
+          </w:p>
+        </w:tc>
+        <w:tc>
+          <w:tcPr>
+            <w:tcW w:type="dxa" w:w="2967"/>
+            <w:tcMar>
+              <w:top w:w="60" w:type="dxa"/>
+              <w:bottom w:w="60" w:type="dxa"/>
+              <w:left w:w="100" w:type="dxa"/>
+              <w:right w:w="100" w:type="dxa"/>
+            </w:tcMar>
+          </w:tcPr>
+          <w:p>
+            <w:pPr>
+              <w:spacing w:before="40" w:after="40"/>
+            </w:pPr>
+            <w:r>
+              <w:rPr>
+                <w:rFonts w:ascii="Calibri" w:hAnsi="Calibri"/>
+                <w:b w:val="0"/>
+                <w:i w:val="0"/>
+                <w:sz w:val="20"/>
+              </w:rPr>
+              <w:t>✅ Sim</w:t>
+            </w:r>
+          </w:p>
+        </w:tc>
+        <w:tc>
+          <w:tcPr>
+            <w:tcW w:type="dxa" w:w="2967"/>
+            <w:tcMar>
+              <w:top w:w="60" w:type="dxa"/>
+              <w:bottom w:w="60" w:type="dxa"/>
+              <w:left w:w="100" w:type="dxa"/>
+              <w:right w:w="100" w:type="dxa"/>
+            </w:tcMar>
+          </w:tcPr>
+          <w:p>
+            <w:pPr>
+              <w:spacing w:before="40" w:after="40"/>
+            </w:pPr>
+            <w:r>
+              <w:rPr>
+                <w:rFonts w:ascii="Calibri" w:hAnsi="Calibri"/>
+                <w:b w:val="0"/>
+                <w:i w:val="0"/>
+                <w:sz w:val="20"/>
+              </w:rPr>
               <w:t>PCP-FRUKI01-002 v1.0 — protótipos por módulo validados antes de cada sprint</w:t>
+            </w:r>
+          </w:p>
+        </w:tc>
+      </w:tr>
+      <w:tr>
+        <w:trPr>
+          <w:cantSplit w:val="1"/>
+        </w:trPr>
+        <w:tc>
+          <w:tcPr>
+            <w:tcW w:type="dxa" w:w="2967"/>
+            <w:tcMar>
+              <w:top w:w="60" w:type="dxa"/>
+              <w:bottom w:w="60" w:type="dxa"/>
+              <w:left w:w="100" w:type="dxa"/>
+              <w:right w:w="100" w:type="dxa"/>
+            </w:tcMar>
+            <w:shd w:val="clear" w:color="auto" w:fill="EBF5FB"/>
+          </w:tcPr>
+          <w:p>
+            <w:pPr>
+              <w:spacing w:before="40" w:after="40"/>
+            </w:pPr>
+            <w:r>
+              <w:rPr>
+                <w:rFonts w:ascii="Calibri" w:hAnsi="Calibri"/>
+                <w:b w:val="0"/>
+                <w:i w:val="0"/>
+                <w:sz w:val="20"/>
+              </w:rPr>
+              <w:t>Estratégia de integração documentada</w:t>
+            </w:r>
+          </w:p>
+        </w:tc>
+        <w:tc>
+          <w:tcPr>
+            <w:tcW w:type="dxa" w:w="2967"/>
+            <w:tcMar>
+              <w:top w:w="60" w:type="dxa"/>
+              <w:bottom w:w="60" w:type="dxa"/>
+              <w:left w:w="100" w:type="dxa"/>
+              <w:right w:w="100" w:type="dxa"/>
+            </w:tcMar>
+            <w:shd w:val="clear" w:color="auto" w:fill="EBF5FB"/>
+          </w:tcPr>
+          <w:p>
+            <w:pPr>
+              <w:spacing w:before="40" w:after="40"/>
+            </w:pPr>
+            <w:r>
+              <w:rPr>
+                <w:rFonts w:ascii="Calibri" w:hAnsi="Calibri"/>
+                <w:b w:val="0"/>
+                <w:i w:val="0"/>
+                <w:sz w:val="20"/>
+              </w:rPr>
+              <w:t>✅ Sim</w:t>
+            </w:r>
+          </w:p>
+        </w:tc>
+        <w:tc>
+          <w:tcPr>
+            <w:tcW w:type="dxa" w:w="2967"/>
+            <w:tcMar>
+              <w:top w:w="60" w:type="dxa"/>
+              <w:bottom w:w="60" w:type="dxa"/>
+              <w:left w:w="100" w:type="dxa"/>
+              <w:right w:w="100" w:type="dxa"/>
+            </w:tcMar>
+            <w:shd w:val="clear" w:color="auto" w:fill="EBF5FB"/>
+          </w:tcPr>
+          <w:p>
+            <w:pPr>
+              <w:spacing w:before="40" w:after="40"/>
+            </w:pPr>
+            <w:r>
+              <w:rPr>
+                <w:rFonts w:ascii="Calibri" w:hAnsi="Calibri"/>
+                <w:b w:val="0"/>
+                <w:i w:val="0"/>
+                <w:sz w:val="20"/>
+              </w:rPr>
+              <w:t>ITP-FRUKI01-002 v1.0 — 3 módulos × APIs; estratégia de mock para API atrasada</w:t>
             </w:r>
           </w:p>
         </w:tc>
@@ -2195,7 +2614,7 @@
                 <w:i w:val="0"/>
                 <w:sz w:val="20"/>
               </w:rPr>
-              <w:t>VV-FRUKI01-002 v1.0 — cenários executados por sprint; aceite final 15/01/2026</w:t>
+              <w:t>VV-FRUKI01-002 v1.0 — cenários Gherkin por sprint; aceite final 15/01/2026</w:t>
             </w:r>
           </w:p>
         </w:tc>
@@ -2308,7 +2727,7 @@
                 <w:i w:val="0"/>
                 <w:sz w:val="20"/>
               </w:rPr>
-              <w:t>Papéis e responsabilidades seguidos conforme planejado</w:t>
+              <w:t>Revisão por pares realizada antes do merge</w:t>
             </w:r>
           </w:p>
         </w:tc>
@@ -2358,7 +2777,7 @@
                 <w:i w:val="0"/>
                 <w:sz w:val="20"/>
               </w:rPr>
-              <w:t>Mesma equipe do Pacote 1; Alexsandro de Vargas Braga incluído para PDV</w:t>
+              <w:t>PRs revisadas e aprovadas por Jardel: PR #57 (25/10/2025), PR Regra de Ouro (Nov/2025), PR PDV (Jan/2026)</w:t>
             </w:r>
           </w:p>
         </w:tc>
@@ -2389,7 +2808,7 @@
                 <w:i w:val="0"/>
                 <w:sz w:val="20"/>
               </w:rPr>
-              <w:t>Revisão técnica de código realizada antes do merge</w:t>
+              <w:t>Análise de decisão registrada para decisões arquiteturais relevantes</w:t>
             </w:r>
           </w:p>
         </w:tc>
@@ -2441,7 +2860,7 @@
                 <w:i w:val="0"/>
                 <w:sz w:val="20"/>
               </w:rPr>
-              <w:t>PRs revisadas e aprovadas por Jardel (PR #57 em 25/10/2025; demais em Nov/2025 e Jan/2026)</w:t>
+              <w:t>GDE-FRUKI01-001 — Decisão 2: renomeação "Caixa Preta" → "Regra de Ouro"</w:t>
             </w:r>
           </w:p>
         </w:tc>
@@ -2471,7 +2890,7 @@
                 <w:i w:val="0"/>
                 <w:sz w:val="20"/>
               </w:rPr>
-              <w:t>Registro de análise de decisão para decisões arquiteturais relevantes</w:t>
+              <w:t>Mudança de escopo formalizada via change request</w:t>
             </w:r>
           </w:p>
         </w:tc>
@@ -2521,7 +2940,170 @@
                 <w:i w:val="0"/>
                 <w:sz w:val="20"/>
               </w:rPr>
-              <w:t>GDE-FRUKI01-001 — normalização front-end e renomeação Regra de Ouro</w:t>
+              <w:t>CR-FRUKI01-001 v1.0 — inclusão do Módulo Regra de Ouro aprovada em 09/10/2025</w:t>
+            </w:r>
+          </w:p>
+        </w:tc>
+      </w:tr>
+      <w:tr>
+        <w:trPr>
+          <w:cantSplit w:val="1"/>
+        </w:trPr>
+        <w:tc>
+          <w:tcPr>
+            <w:tcW w:type="dxa" w:w="2967"/>
+            <w:tcMar>
+              <w:top w:w="60" w:type="dxa"/>
+              <w:bottom w:w="60" w:type="dxa"/>
+              <w:left w:w="100" w:type="dxa"/>
+              <w:right w:w="100" w:type="dxa"/>
+            </w:tcMar>
+            <w:shd w:val="clear" w:color="auto" w:fill="EBF5FB"/>
+          </w:tcPr>
+          <w:p>
+            <w:pPr>
+              <w:spacing w:before="40" w:after="40"/>
+            </w:pPr>
+            <w:r>
+              <w:rPr>
+                <w:rFonts w:ascii="Calibri" w:hAnsi="Calibri"/>
+                <w:b w:val="0"/>
+                <w:i w:val="0"/>
+                <w:sz w:val="20"/>
+              </w:rPr>
+              <w:t>Gerência de configuração aplicada (ICs, baselines, mudanças)</w:t>
+            </w:r>
+          </w:p>
+        </w:tc>
+        <w:tc>
+          <w:tcPr>
+            <w:tcW w:type="dxa" w:w="2967"/>
+            <w:tcMar>
+              <w:top w:w="60" w:type="dxa"/>
+              <w:bottom w:w="60" w:type="dxa"/>
+              <w:left w:w="100" w:type="dxa"/>
+              <w:right w:w="100" w:type="dxa"/>
+            </w:tcMar>
+            <w:shd w:val="clear" w:color="auto" w:fill="EBF5FB"/>
+          </w:tcPr>
+          <w:p>
+            <w:pPr>
+              <w:spacing w:before="40" w:after="40"/>
+            </w:pPr>
+            <w:r>
+              <w:rPr>
+                <w:rFonts w:ascii="Calibri" w:hAnsi="Calibri"/>
+                <w:b w:val="0"/>
+                <w:i w:val="0"/>
+                <w:sz w:val="20"/>
+              </w:rPr>
+              <w:t>✅ Sim</w:t>
+            </w:r>
+          </w:p>
+        </w:tc>
+        <w:tc>
+          <w:tcPr>
+            <w:tcW w:type="dxa" w:w="2967"/>
+            <w:tcMar>
+              <w:top w:w="60" w:type="dxa"/>
+              <w:bottom w:w="60" w:type="dxa"/>
+              <w:left w:w="100" w:type="dxa"/>
+              <w:right w:w="100" w:type="dxa"/>
+            </w:tcMar>
+            <w:shd w:val="clear" w:color="auto" w:fill="EBF5FB"/>
+          </w:tcPr>
+          <w:p>
+            <w:pPr>
+              <w:spacing w:before="40" w:after="40"/>
+            </w:pPr>
+            <w:r>
+              <w:rPr>
+                <w:rFonts w:ascii="Calibri" w:hAnsi="Calibri"/>
+                <w:b w:val="0"/>
+                <w:i w:val="0"/>
+                <w:sz w:val="20"/>
+              </w:rPr>
+              <w:t>GCO-FRUKI01-001 v1.3 — 5 branches, 5 baselines (BL-01 a BL-05), 3 mudanças (CM-01 a CM-03)</w:t>
+            </w:r>
+          </w:p>
+        </w:tc>
+      </w:tr>
+      <w:tr>
+        <w:trPr>
+          <w:cantSplit w:val="1"/>
+        </w:trPr>
+        <w:tc>
+          <w:tcPr>
+            <w:tcW w:type="dxa" w:w="2967"/>
+            <w:tcMar>
+              <w:top w:w="60" w:type="dxa"/>
+              <w:bottom w:w="60" w:type="dxa"/>
+              <w:left w:w="100" w:type="dxa"/>
+              <w:right w:w="100" w:type="dxa"/>
+            </w:tcMar>
+          </w:tcPr>
+          <w:p>
+            <w:pPr>
+              <w:spacing w:before="40" w:after="40"/>
+            </w:pPr>
+            <w:r>
+              <w:rPr>
+                <w:rFonts w:ascii="Calibri" w:hAnsi="Calibri"/>
+                <w:b w:val="0"/>
+                <w:i w:val="0"/>
+                <w:sz w:val="20"/>
+              </w:rPr>
+              <w:t>Acompanhamento do projeto registrado</w:t>
+            </w:r>
+          </w:p>
+        </w:tc>
+        <w:tc>
+          <w:tcPr>
+            <w:tcW w:type="dxa" w:w="2967"/>
+            <w:tcMar>
+              <w:top w:w="60" w:type="dxa"/>
+              <w:bottom w:w="60" w:type="dxa"/>
+              <w:left w:w="100" w:type="dxa"/>
+              <w:right w:w="100" w:type="dxa"/>
+            </w:tcMar>
+          </w:tcPr>
+          <w:p>
+            <w:pPr>
+              <w:spacing w:before="40" w:after="40"/>
+            </w:pPr>
+            <w:r>
+              <w:rPr>
+                <w:rFonts w:ascii="Calibri" w:hAnsi="Calibri"/>
+                <w:b w:val="0"/>
+                <w:i w:val="0"/>
+                <w:sz w:val="20"/>
+              </w:rPr>
+              <w:t>✅ Sim</w:t>
+            </w:r>
+          </w:p>
+        </w:tc>
+        <w:tc>
+          <w:tcPr>
+            <w:tcW w:type="dxa" w:w="2967"/>
+            <w:tcMar>
+              <w:top w:w="60" w:type="dxa"/>
+              <w:bottom w:w="60" w:type="dxa"/>
+              <w:left w:w="100" w:type="dxa"/>
+              <w:right w:w="100" w:type="dxa"/>
+            </w:tcMar>
+          </w:tcPr>
+          <w:p>
+            <w:pPr>
+              <w:spacing w:before="40" w:after="40"/>
+            </w:pPr>
+            <w:r>
+              <w:rPr>
+                <w:rFonts w:ascii="Calibri" w:hAnsi="Calibri"/>
+                <w:b w:val="0"/>
+                <w:i w:val="0"/>
+                <w:sz w:val="20"/>
+              </w:rPr>
+              <w:t>RAC-FRUKI01-001 v1.0 — relatório parcial de 27/12/2025 (Sprints 1 e 2 concluídas; Sprint 3 em andamento)</w:t>
             </w:r>
           </w:p>
         </w:tc>
@@ -2604,7 +3186,7 @@
                 <w:i w:val="0"/>
                 <w:sz w:val="20"/>
               </w:rPr>
-              <w:t>ATA-FRUKI01-003 — reunião Teams 15/01/2026</w:t>
+              <w:t>ATA-FRUKI01-003 v1.0 — reunião Teams 15/01/2026</w:t>
             </w:r>
           </w:p>
         </w:tc>
@@ -2684,7 +3266,7 @@
                 <w:i w:val="0"/>
                 <w:sz w:val="20"/>
               </w:rPr>
-              <w:t>TAE-FRUKI01-002 + aceite de Leandro Lottermann e Cecília Ribeiro (15/01/2026)</w:t>
+              <w:t>TAE-FRUKI01-002 v1.1 — aceite de Leandro Lottermann e Cecília Ribeiro (15/01/2026)</w:t>
             </w:r>
           </w:p>
         </w:tc>
@@ -2755,10 +3337,11 @@
         </w:tblBorders>
       </w:tblPr>
       <w:tblGrid>
-        <w:gridCol w:w="2225"/>
-        <w:gridCol w:w="2225"/>
-        <w:gridCol w:w="2225"/>
-        <w:gridCol w:w="2225"/>
+        <w:gridCol w:w="1780"/>
+        <w:gridCol w:w="1780"/>
+        <w:gridCol w:w="1780"/>
+        <w:gridCol w:w="1780"/>
+        <w:gridCol w:w="1780"/>
       </w:tblGrid>
       <w:tr>
         <w:trPr>
@@ -2766,7 +3349,7 @@
         </w:trPr>
         <w:tc>
           <w:tcPr>
-            <w:tcW w:type="dxa" w:w="2225"/>
+            <w:tcW w:type="dxa" w:w="1780"/>
             <w:tcMar>
               <w:top w:w="60" w:type="dxa"/>
               <w:bottom w:w="60" w:type="dxa"/>
@@ -2793,7 +3376,34 @@
         </w:tc>
         <w:tc>
           <w:tcPr>
-            <w:tcW w:type="dxa" w:w="2225"/>
+            <w:tcW w:type="dxa" w:w="1780"/>
+            <w:tcMar>
+              <w:top w:w="60" w:type="dxa"/>
+              <w:bottom w:w="60" w:type="dxa"/>
+              <w:left w:w="100" w:type="dxa"/>
+              <w:right w:w="100" w:type="dxa"/>
+            </w:tcMar>
+            <w:shd w:val="clear" w:color="auto" w:fill="003366"/>
+          </w:tcPr>
+          <w:p>
+            <w:pPr>
+              <w:spacing w:before="40" w:after="40"/>
+            </w:pPr>
+            <w:r>
+              <w:rPr>
+                <w:rFonts w:ascii="Calibri" w:hAnsi="Calibri"/>
+                <w:b/>
+                <w:i w:val="0"/>
+                <w:color w:val="FFFFFF"/>
+                <w:sz w:val="20"/>
+              </w:rPr>
+              <w:t>Versão</w:t>
+            </w:r>
+          </w:p>
+        </w:tc>
+        <w:tc>
+          <w:tcPr>
+            <w:tcW w:type="dxa" w:w="1780"/>
             <w:tcMar>
               <w:top w:w="60" w:type="dxa"/>
               <w:bottom w:w="60" w:type="dxa"/>
@@ -2820,7 +3430,7 @@
         </w:tc>
         <w:tc>
           <w:tcPr>
-            <w:tcW w:type="dxa" w:w="2225"/>
+            <w:tcW w:type="dxa" w:w="1780"/>
             <w:tcMar>
               <w:top w:w="60" w:type="dxa"/>
               <w:bottom w:w="60" w:type="dxa"/>
@@ -2847,7 +3457,7 @@
         </w:tc>
         <w:tc>
           <w:tcPr>
-            <w:tcW w:type="dxa" w:w="2225"/>
+            <w:tcW w:type="dxa" w:w="1780"/>
             <w:tcMar>
               <w:top w:w="60" w:type="dxa"/>
               <w:bottom w:w="60" w:type="dxa"/>
@@ -2879,7 +3489,7 @@
         </w:trPr>
         <w:tc>
           <w:tcPr>
-            <w:tcW w:type="dxa" w:w="2225"/>
+            <w:tcW w:type="dxa" w:w="1780"/>
             <w:tcMar>
               <w:top w:w="60" w:type="dxa"/>
               <w:bottom w:w="60" w:type="dxa"/>
@@ -2905,7 +3515,33 @@
         </w:tc>
         <w:tc>
           <w:tcPr>
-            <w:tcW w:type="dxa" w:w="2225"/>
+            <w:tcW w:type="dxa" w:w="1780"/>
+            <w:tcMar>
+              <w:top w:w="60" w:type="dxa"/>
+              <w:bottom w:w="60" w:type="dxa"/>
+              <w:left w:w="100" w:type="dxa"/>
+              <w:right w:w="100" w:type="dxa"/>
+            </w:tcMar>
+            <w:shd w:val="clear" w:color="auto" w:fill="EBF5FB"/>
+          </w:tcPr>
+          <w:p>
+            <w:pPr>
+              <w:spacing w:before="40" w:after="40"/>
+            </w:pPr>
+            <w:r>
+              <w:rPr>
+                <w:rFonts w:ascii="Calibri" w:hAnsi="Calibri"/>
+                <w:b w:val="0"/>
+                <w:i w:val="0"/>
+                <w:sz w:val="20"/>
+              </w:rPr>
+              <w:t>v1.1</w:t>
+            </w:r>
+          </w:p>
+        </w:tc>
+        <w:tc>
+          <w:tcPr>
+            <w:tcW w:type="dxa" w:w="1780"/>
             <w:tcMar>
               <w:top w:w="60" w:type="dxa"/>
               <w:bottom w:w="60" w:type="dxa"/>
@@ -2931,7 +3567,7 @@
         </w:tc>
         <w:tc>
           <w:tcPr>
-            <w:tcW w:type="dxa" w:w="2225"/>
+            <w:tcW w:type="dxa" w:w="1780"/>
             <w:tcMar>
               <w:top w:w="60" w:type="dxa"/>
               <w:bottom w:w="60" w:type="dxa"/>
@@ -2957,7 +3593,7 @@
         </w:tc>
         <w:tc>
           <w:tcPr>
-            <w:tcW w:type="dxa" w:w="2225"/>
+            <w:tcW w:type="dxa" w:w="1780"/>
             <w:tcMar>
               <w:top w:w="60" w:type="dxa"/>
               <w:bottom w:w="60" w:type="dxa"/>
@@ -2970,15 +3606,6 @@
             <w:pPr>
               <w:spacing w:before="40" w:after="40"/>
             </w:pPr>
-            <w:r>
-              <w:rPr>
-                <w:rFonts w:ascii="Calibri" w:hAnsi="Calibri"/>
-                <w:b w:val="0"/>
-                <w:i w:val="0"/>
-                <w:sz w:val="20"/>
-              </w:rPr>
-              <w:t>v1.1</w:t>
-            </w:r>
           </w:p>
         </w:tc>
       </w:tr>
@@ -2988,7 +3615,7 @@
         </w:trPr>
         <w:tc>
           <w:tcPr>
-            <w:tcW w:type="dxa" w:w="2225"/>
+            <w:tcW w:type="dxa" w:w="1780"/>
             <w:tcMar>
               <w:top w:w="60" w:type="dxa"/>
               <w:bottom w:w="60" w:type="dxa"/>
@@ -3007,13 +3634,13 @@
                 <w:i w:val="0"/>
                 <w:sz w:val="20"/>
               </w:rPr>
-              <w:t>PLA-FRUKI01-001</w:t>
+              <w:t>ATA-FRUKI01-001</w:t>
             </w:r>
           </w:p>
         </w:tc>
         <w:tc>
           <w:tcPr>
-            <w:tcW w:type="dxa" w:w="2225"/>
+            <w:tcW w:type="dxa" w:w="1780"/>
             <w:tcMar>
               <w:top w:w="60" w:type="dxa"/>
               <w:bottom w:w="60" w:type="dxa"/>
@@ -3032,13 +3659,38 @@
                 <w:i w:val="0"/>
                 <w:sz w:val="20"/>
               </w:rPr>
-              <w:t>Planejamento detalhado, estimativas, riscos, recursos, marcos, aprovação</w:t>
+              <w:t>v1.0</w:t>
             </w:r>
           </w:p>
         </w:tc>
         <w:tc>
           <w:tcPr>
-            <w:tcW w:type="dxa" w:w="2225"/>
+            <w:tcW w:type="dxa" w:w="1780"/>
+            <w:tcMar>
+              <w:top w:w="60" w:type="dxa"/>
+              <w:bottom w:w="60" w:type="dxa"/>
+              <w:left w:w="100" w:type="dxa"/>
+              <w:right w:w="100" w:type="dxa"/>
+            </w:tcMar>
+          </w:tcPr>
+          <w:p>
+            <w:pPr>
+              <w:spacing w:before="40" w:after="40"/>
+            </w:pPr>
+            <w:r>
+              <w:rPr>
+                <w:rFonts w:ascii="Calibri" w:hAnsi="Calibri"/>
+                <w:b w:val="0"/>
+                <w:i w:val="0"/>
+                <w:sz w:val="20"/>
+              </w:rPr>
+              <w:t>Participantes, pauta, decisões, ações de follow-up</w:t>
+            </w:r>
+          </w:p>
+        </w:tc>
+        <w:tc>
+          <w:tcPr>
+            <w:tcW w:type="dxa" w:w="1780"/>
             <w:tcMar>
               <w:top w:w="60" w:type="dxa"/>
               <w:bottom w:w="60" w:type="dxa"/>
@@ -3063,7 +3715,7 @@
         </w:tc>
         <w:tc>
           <w:tcPr>
-            <w:tcW w:type="dxa" w:w="2225"/>
+            <w:tcW w:type="dxa" w:w="1780"/>
             <w:tcMar>
               <w:top w:w="60" w:type="dxa"/>
               <w:bottom w:w="60" w:type="dxa"/>
@@ -3082,7 +3734,7 @@
                 <w:i w:val="0"/>
                 <w:sz w:val="20"/>
               </w:rPr>
-              <w:t>v1.1</w:t>
+              <w:t>Kickoff do Pacote 1 — 05/06/2025</w:t>
             </w:r>
           </w:p>
         </w:tc>
@@ -3093,7 +3745,7 @@
         </w:trPr>
         <w:tc>
           <w:tcPr>
-            <w:tcW w:type="dxa" w:w="2225"/>
+            <w:tcW w:type="dxa" w:w="1780"/>
             <w:tcMar>
               <w:top w:w="60" w:type="dxa"/>
               <w:bottom w:w="60" w:type="dxa"/>
@@ -3113,13 +3765,13 @@
                 <w:i w:val="0"/>
                 <w:sz w:val="20"/>
               </w:rPr>
-              <w:t>REQ-FRUKI01-001</w:t>
+              <w:t>ATA-FRUKI01-002</w:t>
             </w:r>
           </w:p>
         </w:tc>
         <w:tc>
           <w:tcPr>
-            <w:tcW w:type="dxa" w:w="2225"/>
+            <w:tcW w:type="dxa" w:w="1780"/>
             <w:tcMar>
               <w:top w:w="60" w:type="dxa"/>
               <w:bottom w:w="60" w:type="dxa"/>
@@ -3139,13 +3791,39 @@
                 <w:i w:val="0"/>
                 <w:sz w:val="20"/>
               </w:rPr>
-              <w:t>Requisitos numerados, rastreáveis, com critério de aceite, validação documentada</w:t>
+              <w:t>v1.0</w:t>
             </w:r>
           </w:p>
         </w:tc>
         <w:tc>
           <w:tcPr>
-            <w:tcW w:type="dxa" w:w="2225"/>
+            <w:tcW w:type="dxa" w:w="1780"/>
+            <w:tcMar>
+              <w:top w:w="60" w:type="dxa"/>
+              <w:bottom w:w="60" w:type="dxa"/>
+              <w:left w:w="100" w:type="dxa"/>
+              <w:right w:w="100" w:type="dxa"/>
+            </w:tcMar>
+            <w:shd w:val="clear" w:color="auto" w:fill="EBF5FB"/>
+          </w:tcPr>
+          <w:p>
+            <w:pPr>
+              <w:spacing w:before="40" w:after="40"/>
+            </w:pPr>
+            <w:r>
+              <w:rPr>
+                <w:rFonts w:ascii="Calibri" w:hAnsi="Calibri"/>
+                <w:b w:val="0"/>
+                <w:i w:val="0"/>
+                <w:sz w:val="20"/>
+              </w:rPr>
+              <w:t>Participantes, pauta, decisões, ações de follow-up</w:t>
+            </w:r>
+          </w:p>
+        </w:tc>
+        <w:tc>
+          <w:tcPr>
+            <w:tcW w:type="dxa" w:w="1780"/>
             <w:tcMar>
               <w:top w:w="60" w:type="dxa"/>
               <w:bottom w:w="60" w:type="dxa"/>
@@ -3171,7 +3849,7 @@
         </w:tc>
         <w:tc>
           <w:tcPr>
-            <w:tcW w:type="dxa" w:w="2225"/>
+            <w:tcW w:type="dxa" w:w="1780"/>
             <w:tcMar>
               <w:top w:w="60" w:type="dxa"/>
               <w:bottom w:w="60" w:type="dxa"/>
@@ -3191,7 +3869,7 @@
                 <w:i w:val="0"/>
                 <w:sz w:val="20"/>
               </w:rPr>
-              <w:t>v1.1</w:t>
+              <w:t>Levantamento de requisitos — 25/06/2025</w:t>
             </w:r>
           </w:p>
         </w:tc>
@@ -3202,7 +3880,7 @@
         </w:trPr>
         <w:tc>
           <w:tcPr>
-            <w:tcW w:type="dxa" w:w="2225"/>
+            <w:tcW w:type="dxa" w:w="1780"/>
             <w:tcMar>
               <w:top w:w="60" w:type="dxa"/>
               <w:bottom w:w="60" w:type="dxa"/>
@@ -3221,13 +3899,13 @@
                 <w:i w:val="0"/>
                 <w:sz w:val="20"/>
               </w:rPr>
-              <w:t>ADAP-FRUKI01-001</w:t>
+              <w:t>ATA-FRUKI01-007</w:t>
             </w:r>
           </w:p>
         </w:tc>
         <w:tc>
           <w:tcPr>
-            <w:tcW w:type="dxa" w:w="2225"/>
+            <w:tcW w:type="dxa" w:w="1780"/>
             <w:tcMar>
               <w:top w:w="60" w:type="dxa"/>
               <w:bottom w:w="60" w:type="dxa"/>
@@ -3246,13 +3924,38 @@
                 <w:i w:val="0"/>
                 <w:sz w:val="20"/>
               </w:rPr>
-              <w:t>Adaptações justificadas e pontos de controle marcados</w:t>
+              <w:t>v1.0</w:t>
             </w:r>
           </w:p>
         </w:tc>
         <w:tc>
           <w:tcPr>
-            <w:tcW w:type="dxa" w:w="2225"/>
+            <w:tcW w:type="dxa" w:w="1780"/>
+            <w:tcMar>
+              <w:top w:w="60" w:type="dxa"/>
+              <w:bottom w:w="60" w:type="dxa"/>
+              <w:left w:w="100" w:type="dxa"/>
+              <w:right w:w="100" w:type="dxa"/>
+            </w:tcMar>
+          </w:tcPr>
+          <w:p>
+            <w:pPr>
+              <w:spacing w:before="40" w:after="40"/>
+            </w:pPr>
+            <w:r>
+              <w:rPr>
+                <w:rFonts w:ascii="Calibri" w:hAnsi="Calibri"/>
+                <w:b w:val="0"/>
+                <w:i w:val="0"/>
+                <w:sz w:val="20"/>
+              </w:rPr>
+              <w:t>Registro do piloto, defeitos identificados e resoluções</w:t>
+            </w:r>
+          </w:p>
+        </w:tc>
+        <w:tc>
+          <w:tcPr>
+            <w:tcW w:type="dxa" w:w="1780"/>
             <w:tcMar>
               <w:top w:w="60" w:type="dxa"/>
               <w:bottom w:w="60" w:type="dxa"/>
@@ -3277,7 +3980,7 @@
         </w:tc>
         <w:tc>
           <w:tcPr>
-            <w:tcW w:type="dxa" w:w="2225"/>
+            <w:tcW w:type="dxa" w:w="1780"/>
             <w:tcMar>
               <w:top w:w="60" w:type="dxa"/>
               <w:bottom w:w="60" w:type="dxa"/>
@@ -3296,7 +3999,7 @@
                 <w:i w:val="0"/>
                 <w:sz w:val="20"/>
               </w:rPr>
-              <w:t>v1.0</w:t>
+              <w:t>Piloto com vendedores — 05/08/2025</w:t>
             </w:r>
           </w:p>
         </w:tc>
@@ -3307,7 +4010,7 @@
         </w:trPr>
         <w:tc>
           <w:tcPr>
-            <w:tcW w:type="dxa" w:w="2225"/>
+            <w:tcW w:type="dxa" w:w="1780"/>
             <w:tcMar>
               <w:top w:w="60" w:type="dxa"/>
               <w:bottom w:w="60" w:type="dxa"/>
@@ -3327,13 +4030,13 @@
                 <w:i w:val="0"/>
                 <w:sz w:val="20"/>
               </w:rPr>
-              <w:t>ATA-FRUKI01-001</w:t>
+              <w:t>PLA-FRUKI01-001</w:t>
             </w:r>
           </w:p>
         </w:tc>
         <w:tc>
           <w:tcPr>
-            <w:tcW w:type="dxa" w:w="2225"/>
+            <w:tcW w:type="dxa" w:w="1780"/>
             <w:tcMar>
               <w:top w:w="60" w:type="dxa"/>
               <w:bottom w:w="60" w:type="dxa"/>
@@ -3353,13 +4056,39 @@
                 <w:i w:val="0"/>
                 <w:sz w:val="20"/>
               </w:rPr>
-              <w:t>Participantes, pauta, decisões, ações de follow-up</w:t>
+              <w:t>v1.1</w:t>
             </w:r>
           </w:p>
         </w:tc>
         <w:tc>
           <w:tcPr>
-            <w:tcW w:type="dxa" w:w="2225"/>
+            <w:tcW w:type="dxa" w:w="1780"/>
+            <w:tcMar>
+              <w:top w:w="60" w:type="dxa"/>
+              <w:bottom w:w="60" w:type="dxa"/>
+              <w:left w:w="100" w:type="dxa"/>
+              <w:right w:w="100" w:type="dxa"/>
+            </w:tcMar>
+            <w:shd w:val="clear" w:color="auto" w:fill="EBF5FB"/>
+          </w:tcPr>
+          <w:p>
+            <w:pPr>
+              <w:spacing w:before="40" w:after="40"/>
+            </w:pPr>
+            <w:r>
+              <w:rPr>
+                <w:rFonts w:ascii="Calibri" w:hAnsi="Calibri"/>
+                <w:b w:val="0"/>
+                <w:i w:val="0"/>
+                <w:sz w:val="20"/>
+              </w:rPr>
+              <w:t>Planejamento detalhado, estimativas, riscos, recursos, marcos, aprovação</w:t>
+            </w:r>
+          </w:p>
+        </w:tc>
+        <w:tc>
+          <w:tcPr>
+            <w:tcW w:type="dxa" w:w="1780"/>
             <w:tcMar>
               <w:top w:w="60" w:type="dxa"/>
               <w:bottom w:w="60" w:type="dxa"/>
@@ -3385,7 +4114,7 @@
         </w:tc>
         <w:tc>
           <w:tcPr>
-            <w:tcW w:type="dxa" w:w="2225"/>
+            <w:tcW w:type="dxa" w:w="1780"/>
             <w:tcMar>
               <w:top w:w="60" w:type="dxa"/>
               <w:bottom w:w="60" w:type="dxa"/>
@@ -3405,7 +4134,7 @@
                 <w:i w:val="0"/>
                 <w:sz w:val="20"/>
               </w:rPr>
-              <w:t>v1.0 (kickoff)</w:t>
+              <w:t>Aprovação via ATA-FRUKI01-001</w:t>
             </w:r>
           </w:p>
         </w:tc>
@@ -3416,7 +4145,7 @@
         </w:trPr>
         <w:tc>
           <w:tcPr>
-            <w:tcW w:type="dxa" w:w="2225"/>
+            <w:tcW w:type="dxa" w:w="1780"/>
             <w:tcMar>
               <w:top w:w="60" w:type="dxa"/>
               <w:bottom w:w="60" w:type="dxa"/>
@@ -3435,13 +4164,13 @@
                 <w:i w:val="0"/>
                 <w:sz w:val="20"/>
               </w:rPr>
-              <w:t>ATA-FRUKI01-002</w:t>
+              <w:t>REQ-FRUKI01-001</w:t>
             </w:r>
           </w:p>
         </w:tc>
         <w:tc>
           <w:tcPr>
-            <w:tcW w:type="dxa" w:w="2225"/>
+            <w:tcW w:type="dxa" w:w="1780"/>
             <w:tcMar>
               <w:top w:w="60" w:type="dxa"/>
               <w:bottom w:w="60" w:type="dxa"/>
@@ -3460,13 +4189,38 @@
                 <w:i w:val="0"/>
                 <w:sz w:val="20"/>
               </w:rPr>
-              <w:t>Participantes, pauta, decisões, ações de follow-up</w:t>
+              <w:t>v1.1</w:t>
             </w:r>
           </w:p>
         </w:tc>
         <w:tc>
           <w:tcPr>
-            <w:tcW w:type="dxa" w:w="2225"/>
+            <w:tcW w:type="dxa" w:w="1780"/>
+            <w:tcMar>
+              <w:top w:w="60" w:type="dxa"/>
+              <w:bottom w:w="60" w:type="dxa"/>
+              <w:left w:w="100" w:type="dxa"/>
+              <w:right w:w="100" w:type="dxa"/>
+            </w:tcMar>
+          </w:tcPr>
+          <w:p>
+            <w:pPr>
+              <w:spacing w:before="40" w:after="40"/>
+            </w:pPr>
+            <w:r>
+              <w:rPr>
+                <w:rFonts w:ascii="Calibri" w:hAnsi="Calibri"/>
+                <w:b w:val="0"/>
+                <w:i w:val="0"/>
+                <w:sz w:val="20"/>
+              </w:rPr>
+              <w:t>Requisitos numerados, rastreáveis, com critério de aceite, validação documentada</w:t>
+            </w:r>
+          </w:p>
+        </w:tc>
+        <w:tc>
+          <w:tcPr>
+            <w:tcW w:type="dxa" w:w="1780"/>
             <w:tcMar>
               <w:top w:w="60" w:type="dxa"/>
               <w:bottom w:w="60" w:type="dxa"/>
@@ -3491,7 +4245,7 @@
         </w:tc>
         <w:tc>
           <w:tcPr>
-            <w:tcW w:type="dxa" w:w="2225"/>
+            <w:tcW w:type="dxa" w:w="1780"/>
             <w:tcMar>
               <w:top w:w="60" w:type="dxa"/>
               <w:bottom w:w="60" w:type="dxa"/>
@@ -3503,15 +4257,6 @@
             <w:pPr>
               <w:spacing w:before="40" w:after="40"/>
             </w:pPr>
-            <w:r>
-              <w:rPr>
-                <w:rFonts w:ascii="Calibri" w:hAnsi="Calibri"/>
-                <w:b w:val="0"/>
-                <w:i w:val="0"/>
-                <w:sz w:val="20"/>
-              </w:rPr>
-              <w:t>v1.0 (levantamento metas)</w:t>
-            </w:r>
           </w:p>
         </w:tc>
       </w:tr>
@@ -3521,7 +4266,7 @@
         </w:trPr>
         <w:tc>
           <w:tcPr>
-            <w:tcW w:type="dxa" w:w="2225"/>
+            <w:tcW w:type="dxa" w:w="1780"/>
             <w:tcMar>
               <w:top w:w="60" w:type="dxa"/>
               <w:bottom w:w="60" w:type="dxa"/>
@@ -3541,13 +4286,13 @@
                 <w:i w:val="0"/>
                 <w:sz w:val="20"/>
               </w:rPr>
-              <w:t>PCP-FRUKI01-001</w:t>
+              <w:t>ADAP-FRUKI01-001</w:t>
             </w:r>
           </w:p>
         </w:tc>
         <w:tc>
           <w:tcPr>
-            <w:tcW w:type="dxa" w:w="2225"/>
+            <w:tcW w:type="dxa" w:w="1780"/>
             <w:tcMar>
               <w:top w:w="60" w:type="dxa"/>
               <w:bottom w:w="60" w:type="dxa"/>
@@ -3567,13 +4312,39 @@
                 <w:i w:val="0"/>
                 <w:sz w:val="20"/>
               </w:rPr>
-              <w:t>Arquitetura documentada, design UX validado, decisões técnicas</w:t>
+              <w:t>v1.1</w:t>
             </w:r>
           </w:p>
         </w:tc>
         <w:tc>
           <w:tcPr>
-            <w:tcW w:type="dxa" w:w="2225"/>
+            <w:tcW w:type="dxa" w:w="1780"/>
+            <w:tcMar>
+              <w:top w:w="60" w:type="dxa"/>
+              <w:bottom w:w="60" w:type="dxa"/>
+              <w:left w:w="100" w:type="dxa"/>
+              <w:right w:w="100" w:type="dxa"/>
+            </w:tcMar>
+            <w:shd w:val="clear" w:color="auto" w:fill="EBF5FB"/>
+          </w:tcPr>
+          <w:p>
+            <w:pPr>
+              <w:spacing w:before="40" w:after="40"/>
+            </w:pPr>
+            <w:r>
+              <w:rPr>
+                <w:rFonts w:ascii="Calibri" w:hAnsi="Calibri"/>
+                <w:b w:val="0"/>
+                <w:i w:val="0"/>
+                <w:sz w:val="20"/>
+              </w:rPr>
+              <w:t>Adaptações justificadas, pontos de controle marcados, ITP e GDE referenciados</w:t>
+            </w:r>
+          </w:p>
+        </w:tc>
+        <w:tc>
+          <w:tcPr>
+            <w:tcW w:type="dxa" w:w="1780"/>
             <w:tcMar>
               <w:top w:w="60" w:type="dxa"/>
               <w:bottom w:w="60" w:type="dxa"/>
@@ -3599,7 +4370,176 @@
         </w:tc>
         <w:tc>
           <w:tcPr>
-            <w:tcW w:type="dxa" w:w="2225"/>
+            <w:tcW w:type="dxa" w:w="1780"/>
+            <w:tcMar>
+              <w:top w:w="60" w:type="dxa"/>
+              <w:bottom w:w="60" w:type="dxa"/>
+              <w:left w:w="100" w:type="dxa"/>
+              <w:right w:w="100" w:type="dxa"/>
+            </w:tcMar>
+            <w:shd w:val="clear" w:color="auto" w:fill="EBF5FB"/>
+          </w:tcPr>
+          <w:p>
+            <w:pPr>
+              <w:spacing w:before="40" w:after="40"/>
+            </w:pPr>
+          </w:p>
+        </w:tc>
+      </w:tr>
+      <w:tr>
+        <w:trPr>
+          <w:cantSplit w:val="1"/>
+        </w:trPr>
+        <w:tc>
+          <w:tcPr>
+            <w:tcW w:type="dxa" w:w="1780"/>
+            <w:tcMar>
+              <w:top w:w="60" w:type="dxa"/>
+              <w:bottom w:w="60" w:type="dxa"/>
+              <w:left w:w="100" w:type="dxa"/>
+              <w:right w:w="100" w:type="dxa"/>
+            </w:tcMar>
+          </w:tcPr>
+          <w:p>
+            <w:pPr>
+              <w:spacing w:before="40" w:after="40"/>
+            </w:pPr>
+            <w:r>
+              <w:rPr>
+                <w:rFonts w:ascii="Calibri" w:hAnsi="Calibri"/>
+                <w:b w:val="0"/>
+                <w:i w:val="0"/>
+                <w:sz w:val="20"/>
+              </w:rPr>
+              <w:t>PCP-FRUKI01-001</w:t>
+            </w:r>
+          </w:p>
+        </w:tc>
+        <w:tc>
+          <w:tcPr>
+            <w:tcW w:type="dxa" w:w="1780"/>
+            <w:tcMar>
+              <w:top w:w="60" w:type="dxa"/>
+              <w:bottom w:w="60" w:type="dxa"/>
+              <w:left w:w="100" w:type="dxa"/>
+              <w:right w:w="100" w:type="dxa"/>
+            </w:tcMar>
+          </w:tcPr>
+          <w:p>
+            <w:pPr>
+              <w:spacing w:before="40" w:after="40"/>
+            </w:pPr>
+            <w:r>
+              <w:rPr>
+                <w:rFonts w:ascii="Calibri" w:hAnsi="Calibri"/>
+                <w:b w:val="0"/>
+                <w:i w:val="0"/>
+                <w:sz w:val="20"/>
+              </w:rPr>
+              <w:t>v1.0</w:t>
+            </w:r>
+          </w:p>
+        </w:tc>
+        <w:tc>
+          <w:tcPr>
+            <w:tcW w:type="dxa" w:w="1780"/>
+            <w:tcMar>
+              <w:top w:w="60" w:type="dxa"/>
+              <w:bottom w:w="60" w:type="dxa"/>
+              <w:left w:w="100" w:type="dxa"/>
+              <w:right w:w="100" w:type="dxa"/>
+            </w:tcMar>
+          </w:tcPr>
+          <w:p>
+            <w:pPr>
+              <w:spacing w:before="40" w:after="40"/>
+            </w:pPr>
+            <w:r>
+              <w:rPr>
+                <w:rFonts w:ascii="Calibri" w:hAnsi="Calibri"/>
+                <w:b w:val="0"/>
+                <w:i w:val="0"/>
+                <w:sz w:val="20"/>
+              </w:rPr>
+              <w:t>Arquitetura documentada, design UX validado, decisões técnicas</w:t>
+            </w:r>
+          </w:p>
+        </w:tc>
+        <w:tc>
+          <w:tcPr>
+            <w:tcW w:type="dxa" w:w="1780"/>
+            <w:tcMar>
+              <w:top w:w="60" w:type="dxa"/>
+              <w:bottom w:w="60" w:type="dxa"/>
+              <w:left w:w="100" w:type="dxa"/>
+              <w:right w:w="100" w:type="dxa"/>
+            </w:tcMar>
+          </w:tcPr>
+          <w:p>
+            <w:pPr>
+              <w:spacing w:before="40" w:after="40"/>
+            </w:pPr>
+            <w:r>
+              <w:rPr>
+                <w:rFonts w:ascii="Calibri" w:hAnsi="Calibri"/>
+                <w:b w:val="0"/>
+                <w:i w:val="0"/>
+                <w:sz w:val="20"/>
+              </w:rPr>
+              <w:t>✅ Sim</w:t>
+            </w:r>
+          </w:p>
+        </w:tc>
+        <w:tc>
+          <w:tcPr>
+            <w:tcW w:type="dxa" w:w="1780"/>
+            <w:tcMar>
+              <w:top w:w="60" w:type="dxa"/>
+              <w:bottom w:w="60" w:type="dxa"/>
+              <w:left w:w="100" w:type="dxa"/>
+              <w:right w:w="100" w:type="dxa"/>
+            </w:tcMar>
+          </w:tcPr>
+          <w:p>
+            <w:pPr>
+              <w:spacing w:before="40" w:after="40"/>
+            </w:pPr>
+          </w:p>
+        </w:tc>
+      </w:tr>
+      <w:tr>
+        <w:trPr>
+          <w:cantSplit w:val="1"/>
+        </w:trPr>
+        <w:tc>
+          <w:tcPr>
+            <w:tcW w:type="dxa" w:w="1780"/>
+            <w:tcMar>
+              <w:top w:w="60" w:type="dxa"/>
+              <w:bottom w:w="60" w:type="dxa"/>
+              <w:left w:w="100" w:type="dxa"/>
+              <w:right w:w="100" w:type="dxa"/>
+            </w:tcMar>
+            <w:shd w:val="clear" w:color="auto" w:fill="EBF5FB"/>
+          </w:tcPr>
+          <w:p>
+            <w:pPr>
+              <w:spacing w:before="40" w:after="40"/>
+            </w:pPr>
+            <w:r>
+              <w:rPr>
+                <w:rFonts w:ascii="Calibri" w:hAnsi="Calibri"/>
+                <w:b w:val="0"/>
+                <w:i w:val="0"/>
+                <w:sz w:val="20"/>
+              </w:rPr>
+              <w:t>ITP-FRUKI01-001</w:t>
+            </w:r>
+          </w:p>
+        </w:tc>
+        <w:tc>
+          <w:tcPr>
+            <w:tcW w:type="dxa" w:w="1780"/>
             <w:tcMar>
               <w:top w:w="60" w:type="dxa"/>
               <w:bottom w:w="60" w:type="dxa"/>
@@ -3623,6 +4563,75 @@
             </w:r>
           </w:p>
         </w:tc>
+        <w:tc>
+          <w:tcPr>
+            <w:tcW w:type="dxa" w:w="1780"/>
+            <w:tcMar>
+              <w:top w:w="60" w:type="dxa"/>
+              <w:bottom w:w="60" w:type="dxa"/>
+              <w:left w:w="100" w:type="dxa"/>
+              <w:right w:w="100" w:type="dxa"/>
+            </w:tcMar>
+            <w:shd w:val="clear" w:color="auto" w:fill="EBF5FB"/>
+          </w:tcPr>
+          <w:p>
+            <w:pPr>
+              <w:spacing w:before="40" w:after="40"/>
+            </w:pPr>
+            <w:r>
+              <w:rPr>
+                <w:rFonts w:ascii="Calibri" w:hAnsi="Calibri"/>
+                <w:b w:val="0"/>
+                <w:i w:val="0"/>
+                <w:sz w:val="20"/>
+              </w:rPr>
+              <w:t>Componentes, interfaces, estratégia, ambientes, critérios de prontidão</w:t>
+            </w:r>
+          </w:p>
+        </w:tc>
+        <w:tc>
+          <w:tcPr>
+            <w:tcW w:type="dxa" w:w="1780"/>
+            <w:tcMar>
+              <w:top w:w="60" w:type="dxa"/>
+              <w:bottom w:w="60" w:type="dxa"/>
+              <w:left w:w="100" w:type="dxa"/>
+              <w:right w:w="100" w:type="dxa"/>
+            </w:tcMar>
+            <w:shd w:val="clear" w:color="auto" w:fill="EBF5FB"/>
+          </w:tcPr>
+          <w:p>
+            <w:pPr>
+              <w:spacing w:before="40" w:after="40"/>
+            </w:pPr>
+            <w:r>
+              <w:rPr>
+                <w:rFonts w:ascii="Calibri" w:hAnsi="Calibri"/>
+                <w:b w:val="0"/>
+                <w:i w:val="0"/>
+                <w:sz w:val="20"/>
+              </w:rPr>
+              <w:t>✅ Sim</w:t>
+            </w:r>
+          </w:p>
+        </w:tc>
+        <w:tc>
+          <w:tcPr>
+            <w:tcW w:type="dxa" w:w="1780"/>
+            <w:tcMar>
+              <w:top w:w="60" w:type="dxa"/>
+              <w:bottom w:w="60" w:type="dxa"/>
+              <w:left w:w="100" w:type="dxa"/>
+              <w:right w:w="100" w:type="dxa"/>
+            </w:tcMar>
+            <w:shd w:val="clear" w:color="auto" w:fill="EBF5FB"/>
+          </w:tcPr>
+          <w:p>
+            <w:pPr>
+              <w:spacing w:before="40" w:after="40"/>
+            </w:pPr>
+          </w:p>
+        </w:tc>
       </w:tr>
       <w:tr>
         <w:trPr>
@@ -3630,7 +4639,7 @@
         </w:trPr>
         <w:tc>
           <w:tcPr>
-            <w:tcW w:type="dxa" w:w="2225"/>
+            <w:tcW w:type="dxa" w:w="1780"/>
             <w:tcMar>
               <w:top w:w="60" w:type="dxa"/>
               <w:bottom w:w="60" w:type="dxa"/>
@@ -3655,7 +4664,32 @@
         </w:tc>
         <w:tc>
           <w:tcPr>
-            <w:tcW w:type="dxa" w:w="2225"/>
+            <w:tcW w:type="dxa" w:w="1780"/>
+            <w:tcMar>
+              <w:top w:w="60" w:type="dxa"/>
+              <w:bottom w:w="60" w:type="dxa"/>
+              <w:left w:w="100" w:type="dxa"/>
+              <w:right w:w="100" w:type="dxa"/>
+            </w:tcMar>
+          </w:tcPr>
+          <w:p>
+            <w:pPr>
+              <w:spacing w:before="40" w:after="40"/>
+            </w:pPr>
+            <w:r>
+              <w:rPr>
+                <w:rFonts w:ascii="Calibri" w:hAnsi="Calibri"/>
+                <w:b w:val="0"/>
+                <w:i w:val="0"/>
+                <w:sz w:val="20"/>
+              </w:rPr>
+              <w:t>v1.0</w:t>
+            </w:r>
+          </w:p>
+        </w:tc>
+        <w:tc>
+          <w:tcPr>
+            <w:tcW w:type="dxa" w:w="1780"/>
             <w:tcMar>
               <w:top w:w="60" w:type="dxa"/>
               <w:bottom w:w="60" w:type="dxa"/>
@@ -3680,7 +4714,7 @@
         </w:tc>
         <w:tc>
           <w:tcPr>
-            <w:tcW w:type="dxa" w:w="2225"/>
+            <w:tcW w:type="dxa" w:w="1780"/>
             <w:tcMar>
               <w:top w:w="60" w:type="dxa"/>
               <w:bottom w:w="60" w:type="dxa"/>
@@ -3705,7 +4739,7 @@
         </w:tc>
         <w:tc>
           <w:tcPr>
-            <w:tcW w:type="dxa" w:w="2225"/>
+            <w:tcW w:type="dxa" w:w="1780"/>
             <w:tcMar>
               <w:top w:w="60" w:type="dxa"/>
               <w:bottom w:w="60" w:type="dxa"/>
@@ -3717,15 +4751,6 @@
             <w:pPr>
               <w:spacing w:before="40" w:after="40"/>
             </w:pPr>
-            <w:r>
-              <w:rPr>
-                <w:rFonts w:ascii="Calibri" w:hAnsi="Calibri"/>
-                <w:b w:val="0"/>
-                <w:i w:val="0"/>
-                <w:sz w:val="20"/>
-              </w:rPr>
-              <w:t>v1.0</w:t>
-            </w:r>
           </w:p>
         </w:tc>
       </w:tr>
@@ -3735,7 +4760,7 @@
         </w:trPr>
         <w:tc>
           <w:tcPr>
-            <w:tcW w:type="dxa" w:w="2225"/>
+            <w:tcW w:type="dxa" w:w="1780"/>
             <w:tcMar>
               <w:top w:w="60" w:type="dxa"/>
               <w:bottom w:w="60" w:type="dxa"/>
@@ -3761,7 +4786,33 @@
         </w:tc>
         <w:tc>
           <w:tcPr>
-            <w:tcW w:type="dxa" w:w="2225"/>
+            <w:tcW w:type="dxa" w:w="1780"/>
+            <w:tcMar>
+              <w:top w:w="60" w:type="dxa"/>
+              <w:bottom w:w="60" w:type="dxa"/>
+              <w:left w:w="100" w:type="dxa"/>
+              <w:right w:w="100" w:type="dxa"/>
+            </w:tcMar>
+            <w:shd w:val="clear" w:color="auto" w:fill="EBF5FB"/>
+          </w:tcPr>
+          <w:p>
+            <w:pPr>
+              <w:spacing w:before="40" w:after="40"/>
+            </w:pPr>
+            <w:r>
+              <w:rPr>
+                <w:rFonts w:ascii="Calibri" w:hAnsi="Calibri"/>
+                <w:b w:val="0"/>
+                <w:i w:val="0"/>
+                <w:sz w:val="20"/>
+              </w:rPr>
+              <w:t>v1.0</w:t>
+            </w:r>
+          </w:p>
+        </w:tc>
+        <w:tc>
+          <w:tcPr>
+            <w:tcW w:type="dxa" w:w="1780"/>
             <w:tcMar>
               <w:top w:w="60" w:type="dxa"/>
               <w:bottom w:w="60" w:type="dxa"/>
@@ -3787,7 +4838,7 @@
         </w:tc>
         <w:tc>
           <w:tcPr>
-            <w:tcW w:type="dxa" w:w="2225"/>
+            <w:tcW w:type="dxa" w:w="1780"/>
             <w:tcMar>
               <w:top w:w="60" w:type="dxa"/>
               <w:bottom w:w="60" w:type="dxa"/>
@@ -3813,7 +4864,185 @@
         </w:tc>
         <w:tc>
           <w:tcPr>
-            <w:tcW w:type="dxa" w:w="2225"/>
+            <w:tcW w:type="dxa" w:w="1780"/>
+            <w:tcMar>
+              <w:top w:w="60" w:type="dxa"/>
+              <w:bottom w:w="60" w:type="dxa"/>
+              <w:left w:w="100" w:type="dxa"/>
+              <w:right w:w="100" w:type="dxa"/>
+            </w:tcMar>
+            <w:shd w:val="clear" w:color="auto" w:fill="EBF5FB"/>
+          </w:tcPr>
+          <w:p>
+            <w:pPr>
+              <w:spacing w:before="40" w:after="40"/>
+            </w:pPr>
+          </w:p>
+        </w:tc>
+      </w:tr>
+      <w:tr>
+        <w:trPr>
+          <w:cantSplit w:val="1"/>
+        </w:trPr>
+        <w:tc>
+          <w:tcPr>
+            <w:tcW w:type="dxa" w:w="1780"/>
+            <w:tcMar>
+              <w:top w:w="60" w:type="dxa"/>
+              <w:bottom w:w="60" w:type="dxa"/>
+              <w:left w:w="100" w:type="dxa"/>
+              <w:right w:w="100" w:type="dxa"/>
+            </w:tcMar>
+          </w:tcPr>
+          <w:p>
+            <w:pPr>
+              <w:spacing w:before="40" w:after="40"/>
+            </w:pPr>
+            <w:r>
+              <w:rPr>
+                <w:rFonts w:ascii="Calibri" w:hAnsi="Calibri"/>
+                <w:b w:val="0"/>
+                <w:i w:val="0"/>
+                <w:sz w:val="20"/>
+              </w:rPr>
+              <w:t>GDE-FRUKI01-001</w:t>
+            </w:r>
+          </w:p>
+        </w:tc>
+        <w:tc>
+          <w:tcPr>
+            <w:tcW w:type="dxa" w:w="1780"/>
+            <w:tcMar>
+              <w:top w:w="60" w:type="dxa"/>
+              <w:bottom w:w="60" w:type="dxa"/>
+              <w:left w:w="100" w:type="dxa"/>
+              <w:right w:w="100" w:type="dxa"/>
+            </w:tcMar>
+          </w:tcPr>
+          <w:p>
+            <w:pPr>
+              <w:spacing w:before="40" w:after="40"/>
+            </w:pPr>
+            <w:r>
+              <w:rPr>
+                <w:rFonts w:ascii="Calibri" w:hAnsi="Calibri"/>
+                <w:b w:val="0"/>
+                <w:i w:val="0"/>
+                <w:sz w:val="20"/>
+              </w:rPr>
+              <w:t>v1.0</w:t>
+            </w:r>
+          </w:p>
+        </w:tc>
+        <w:tc>
+          <w:tcPr>
+            <w:tcW w:type="dxa" w:w="1780"/>
+            <w:tcMar>
+              <w:top w:w="60" w:type="dxa"/>
+              <w:bottom w:w="60" w:type="dxa"/>
+              <w:left w:w="100" w:type="dxa"/>
+              <w:right w:w="100" w:type="dxa"/>
+            </w:tcMar>
+          </w:tcPr>
+          <w:p>
+            <w:pPr>
+              <w:spacing w:before="40" w:after="40"/>
+            </w:pPr>
+            <w:r>
+              <w:rPr>
+                <w:rFonts w:ascii="Calibri" w:hAnsi="Calibri"/>
+                <w:b w:val="0"/>
+                <w:i w:val="0"/>
+                <w:sz w:val="20"/>
+              </w:rPr>
+              <w:t>Decisão registrada com alternativas, critérios e justificativa</w:t>
+            </w:r>
+          </w:p>
+        </w:tc>
+        <w:tc>
+          <w:tcPr>
+            <w:tcW w:type="dxa" w:w="1780"/>
+            <w:tcMar>
+              <w:top w:w="60" w:type="dxa"/>
+              <w:bottom w:w="60" w:type="dxa"/>
+              <w:left w:w="100" w:type="dxa"/>
+              <w:right w:w="100" w:type="dxa"/>
+            </w:tcMar>
+          </w:tcPr>
+          <w:p>
+            <w:pPr>
+              <w:spacing w:before="40" w:after="40"/>
+            </w:pPr>
+            <w:r>
+              <w:rPr>
+                <w:rFonts w:ascii="Calibri" w:hAnsi="Calibri"/>
+                <w:b w:val="0"/>
+                <w:i w:val="0"/>
+                <w:sz w:val="20"/>
+              </w:rPr>
+              <w:t>✅ Sim</w:t>
+            </w:r>
+          </w:p>
+        </w:tc>
+        <w:tc>
+          <w:tcPr>
+            <w:tcW w:type="dxa" w:w="1780"/>
+            <w:tcMar>
+              <w:top w:w="60" w:type="dxa"/>
+              <w:bottom w:w="60" w:type="dxa"/>
+              <w:left w:w="100" w:type="dxa"/>
+              <w:right w:w="100" w:type="dxa"/>
+            </w:tcMar>
+          </w:tcPr>
+          <w:p>
+            <w:pPr>
+              <w:spacing w:before="40" w:after="40"/>
+            </w:pPr>
+            <w:r>
+              <w:rPr>
+                <w:rFonts w:ascii="Calibri" w:hAnsi="Calibri"/>
+                <w:b w:val="0"/>
+                <w:i w:val="0"/>
+                <w:sz w:val="20"/>
+              </w:rPr>
+              <w:t>Decisão 1 impacta o Pacote 1</w:t>
+            </w:r>
+          </w:p>
+        </w:tc>
+      </w:tr>
+      <w:tr>
+        <w:trPr>
+          <w:cantSplit w:val="1"/>
+        </w:trPr>
+        <w:tc>
+          <w:tcPr>
+            <w:tcW w:type="dxa" w:w="1780"/>
+            <w:tcMar>
+              <w:top w:w="60" w:type="dxa"/>
+              <w:bottom w:w="60" w:type="dxa"/>
+              <w:left w:w="100" w:type="dxa"/>
+              <w:right w:w="100" w:type="dxa"/>
+            </w:tcMar>
+            <w:shd w:val="clear" w:color="auto" w:fill="EBF5FB"/>
+          </w:tcPr>
+          <w:p>
+            <w:pPr>
+              <w:spacing w:before="40" w:after="40"/>
+            </w:pPr>
+            <w:r>
+              <w:rPr>
+                <w:rFonts w:ascii="Calibri" w:hAnsi="Calibri"/>
+                <w:b w:val="0"/>
+                <w:i w:val="0"/>
+                <w:sz w:val="20"/>
+              </w:rPr>
+              <w:t>RAC-FRUKI01-002</w:t>
+            </w:r>
+          </w:p>
+        </w:tc>
+        <w:tc>
+          <w:tcPr>
+            <w:tcW w:type="dxa" w:w="1780"/>
             <w:tcMar>
               <w:top w:w="60" w:type="dxa"/>
               <w:bottom w:w="60" w:type="dxa"/>
@@ -3837,6 +5066,84 @@
             </w:r>
           </w:p>
         </w:tc>
+        <w:tc>
+          <w:tcPr>
+            <w:tcW w:type="dxa" w:w="1780"/>
+            <w:tcMar>
+              <w:top w:w="60" w:type="dxa"/>
+              <w:bottom w:w="60" w:type="dxa"/>
+              <w:left w:w="100" w:type="dxa"/>
+              <w:right w:w="100" w:type="dxa"/>
+            </w:tcMar>
+            <w:shd w:val="clear" w:color="auto" w:fill="EBF5FB"/>
+          </w:tcPr>
+          <w:p>
+            <w:pPr>
+              <w:spacing w:before="40" w:after="40"/>
+            </w:pPr>
+            <w:r>
+              <w:rPr>
+                <w:rFonts w:ascii="Calibri" w:hAnsi="Calibri"/>
+                <w:b w:val="0"/>
+                <w:i w:val="0"/>
+                <w:sz w:val="20"/>
+              </w:rPr>
+              <w:t>Status, realizado, esforço, riscos, ações corretivas, melhorias</w:t>
+            </w:r>
+          </w:p>
+        </w:tc>
+        <w:tc>
+          <w:tcPr>
+            <w:tcW w:type="dxa" w:w="1780"/>
+            <w:tcMar>
+              <w:top w:w="60" w:type="dxa"/>
+              <w:bottom w:w="60" w:type="dxa"/>
+              <w:left w:w="100" w:type="dxa"/>
+              <w:right w:w="100" w:type="dxa"/>
+            </w:tcMar>
+            <w:shd w:val="clear" w:color="auto" w:fill="EBF5FB"/>
+          </w:tcPr>
+          <w:p>
+            <w:pPr>
+              <w:spacing w:before="40" w:after="40"/>
+            </w:pPr>
+            <w:r>
+              <w:rPr>
+                <w:rFonts w:ascii="Calibri" w:hAnsi="Calibri"/>
+                <w:b w:val="0"/>
+                <w:i w:val="0"/>
+                <w:sz w:val="20"/>
+              </w:rPr>
+              <w:t>✅ Sim</w:t>
+            </w:r>
+          </w:p>
+        </w:tc>
+        <w:tc>
+          <w:tcPr>
+            <w:tcW w:type="dxa" w:w="1780"/>
+            <w:tcMar>
+              <w:top w:w="60" w:type="dxa"/>
+              <w:bottom w:w="60" w:type="dxa"/>
+              <w:left w:w="100" w:type="dxa"/>
+              <w:right w:w="100" w:type="dxa"/>
+            </w:tcMar>
+            <w:shd w:val="clear" w:color="auto" w:fill="EBF5FB"/>
+          </w:tcPr>
+          <w:p>
+            <w:pPr>
+              <w:spacing w:before="40" w:after="40"/>
+            </w:pPr>
+            <w:r>
+              <w:rPr>
+                <w:rFonts w:ascii="Calibri" w:hAnsi="Calibri"/>
+                <w:b w:val="0"/>
+                <w:i w:val="0"/>
+                <w:sz w:val="20"/>
+              </w:rPr>
+              <w:t>Relatório de encerramento — Set/2025</w:t>
+            </w:r>
+          </w:p>
+        </w:tc>
       </w:tr>
       <w:tr>
         <w:trPr>
@@ -3844,7 +5151,272 @@
         </w:trPr>
         <w:tc>
           <w:tcPr>
-            <w:tcW w:type="dxa" w:w="2225"/>
+            <w:tcW w:type="dxa" w:w="1780"/>
+            <w:tcMar>
+              <w:top w:w="60" w:type="dxa"/>
+              <w:bottom w:w="60" w:type="dxa"/>
+              <w:left w:w="100" w:type="dxa"/>
+              <w:right w:w="100" w:type="dxa"/>
+            </w:tcMar>
+          </w:tcPr>
+          <w:p>
+            <w:pPr>
+              <w:spacing w:before="40" w:after="40"/>
+            </w:pPr>
+            <w:r>
+              <w:rPr>
+                <w:rFonts w:ascii="Calibri" w:hAnsi="Calibri"/>
+                <w:b w:val="0"/>
+                <w:i w:val="0"/>
+                <w:sz w:val="20"/>
+              </w:rPr>
+              <w:t>LI-FRUKI01-001</w:t>
+            </w:r>
+          </w:p>
+        </w:tc>
+        <w:tc>
+          <w:tcPr>
+            <w:tcW w:type="dxa" w:w="1780"/>
+            <w:tcMar>
+              <w:top w:w="60" w:type="dxa"/>
+              <w:bottom w:w="60" w:type="dxa"/>
+              <w:left w:w="100" w:type="dxa"/>
+              <w:right w:w="100" w:type="dxa"/>
+            </w:tcMar>
+          </w:tcPr>
+          <w:p>
+            <w:pPr>
+              <w:spacing w:before="40" w:after="40"/>
+            </w:pPr>
+            <w:r>
+              <w:rPr>
+                <w:rFonts w:ascii="Calibri" w:hAnsi="Calibri"/>
+                <w:b w:val="0"/>
+                <w:i w:val="0"/>
+                <w:sz w:val="20"/>
+              </w:rPr>
+              <w:t>v1.0</w:t>
+            </w:r>
+          </w:p>
+        </w:tc>
+        <w:tc>
+          <w:tcPr>
+            <w:tcW w:type="dxa" w:w="1780"/>
+            <w:tcMar>
+              <w:top w:w="60" w:type="dxa"/>
+              <w:bottom w:w="60" w:type="dxa"/>
+              <w:left w:w="100" w:type="dxa"/>
+              <w:right w:w="100" w:type="dxa"/>
+            </w:tcMar>
+          </w:tcPr>
+          <w:p>
+            <w:pPr>
+              <w:spacing w:before="40" w:after="40"/>
+            </w:pPr>
+            <w:r>
+              <w:rPr>
+                <w:rFonts w:ascii="Calibri" w:hAnsi="Calibri"/>
+                <w:b w:val="0"/>
+                <w:i w:val="0"/>
+                <w:sz w:val="20"/>
+              </w:rPr>
+              <w:t>Lições positivas, negativas e oportunidades de melhoria</w:t>
+            </w:r>
+          </w:p>
+        </w:tc>
+        <w:tc>
+          <w:tcPr>
+            <w:tcW w:type="dxa" w:w="1780"/>
+            <w:tcMar>
+              <w:top w:w="60" w:type="dxa"/>
+              <w:bottom w:w="60" w:type="dxa"/>
+              <w:left w:w="100" w:type="dxa"/>
+              <w:right w:w="100" w:type="dxa"/>
+            </w:tcMar>
+          </w:tcPr>
+          <w:p>
+            <w:pPr>
+              <w:spacing w:before="40" w:after="40"/>
+            </w:pPr>
+            <w:r>
+              <w:rPr>
+                <w:rFonts w:ascii="Calibri" w:hAnsi="Calibri"/>
+                <w:b w:val="0"/>
+                <w:i w:val="0"/>
+                <w:sz w:val="20"/>
+              </w:rPr>
+              <w:t>✅ Sim</w:t>
+            </w:r>
+          </w:p>
+        </w:tc>
+        <w:tc>
+          <w:tcPr>
+            <w:tcW w:type="dxa" w:w="1780"/>
+            <w:tcMar>
+              <w:top w:w="60" w:type="dxa"/>
+              <w:bottom w:w="60" w:type="dxa"/>
+              <w:left w:w="100" w:type="dxa"/>
+              <w:right w:w="100" w:type="dxa"/>
+            </w:tcMar>
+          </w:tcPr>
+          <w:p>
+            <w:pPr>
+              <w:spacing w:before="40" w:after="40"/>
+            </w:pPr>
+            <w:r>
+              <w:rPr>
+                <w:rFonts w:ascii="Calibri" w:hAnsi="Calibri"/>
+                <w:b w:val="0"/>
+                <w:i w:val="0"/>
+                <w:sz w:val="20"/>
+              </w:rPr>
+              <w:t>Abrange Pacote 1 e Pacote Final 24</w:t>
+            </w:r>
+          </w:p>
+        </w:tc>
+      </w:tr>
+      <w:tr>
+        <w:trPr>
+          <w:cantSplit w:val="1"/>
+        </w:trPr>
+        <w:tc>
+          <w:tcPr>
+            <w:tcW w:type="dxa" w:w="1780"/>
+            <w:tcMar>
+              <w:top w:w="60" w:type="dxa"/>
+              <w:bottom w:w="60" w:type="dxa"/>
+              <w:left w:w="100" w:type="dxa"/>
+              <w:right w:w="100" w:type="dxa"/>
+            </w:tcMar>
+            <w:shd w:val="clear" w:color="auto" w:fill="EBF5FB"/>
+          </w:tcPr>
+          <w:p>
+            <w:pPr>
+              <w:spacing w:before="40" w:after="40"/>
+            </w:pPr>
+            <w:r>
+              <w:rPr>
+                <w:rFonts w:ascii="Calibri" w:hAnsi="Calibri"/>
+                <w:b w:val="0"/>
+                <w:i w:val="0"/>
+                <w:sz w:val="20"/>
+              </w:rPr>
+              <w:t>MED-FRUKI01-001</w:t>
+            </w:r>
+          </w:p>
+        </w:tc>
+        <w:tc>
+          <w:tcPr>
+            <w:tcW w:type="dxa" w:w="1780"/>
+            <w:tcMar>
+              <w:top w:w="60" w:type="dxa"/>
+              <w:bottom w:w="60" w:type="dxa"/>
+              <w:left w:w="100" w:type="dxa"/>
+              <w:right w:w="100" w:type="dxa"/>
+            </w:tcMar>
+            <w:shd w:val="clear" w:color="auto" w:fill="EBF5FB"/>
+          </w:tcPr>
+          <w:p>
+            <w:pPr>
+              <w:spacing w:before="40" w:after="40"/>
+            </w:pPr>
+            <w:r>
+              <w:rPr>
+                <w:rFonts w:ascii="Calibri" w:hAnsi="Calibri"/>
+                <w:b w:val="0"/>
+                <w:i w:val="0"/>
+                <w:sz w:val="20"/>
+              </w:rPr>
+              <w:t>v1.0</w:t>
+            </w:r>
+          </w:p>
+        </w:tc>
+        <w:tc>
+          <w:tcPr>
+            <w:tcW w:type="dxa" w:w="1780"/>
+            <w:tcMar>
+              <w:top w:w="60" w:type="dxa"/>
+              <w:bottom w:w="60" w:type="dxa"/>
+              <w:left w:w="100" w:type="dxa"/>
+              <w:right w:w="100" w:type="dxa"/>
+            </w:tcMar>
+            <w:shd w:val="clear" w:color="auto" w:fill="EBF5FB"/>
+          </w:tcPr>
+          <w:p>
+            <w:pPr>
+              <w:spacing w:before="40" w:after="40"/>
+            </w:pPr>
+            <w:r>
+              <w:rPr>
+                <w:rFonts w:ascii="Calibri" w:hAnsi="Calibri"/>
+                <w:b w:val="0"/>
+                <w:i w:val="0"/>
+                <w:sz w:val="20"/>
+              </w:rPr>
+              <w:t>Indicadores medidos por pacote; estimado vs. realizado</w:t>
+            </w:r>
+          </w:p>
+        </w:tc>
+        <w:tc>
+          <w:tcPr>
+            <w:tcW w:type="dxa" w:w="1780"/>
+            <w:tcMar>
+              <w:top w:w="60" w:type="dxa"/>
+              <w:bottom w:w="60" w:type="dxa"/>
+              <w:left w:w="100" w:type="dxa"/>
+              <w:right w:w="100" w:type="dxa"/>
+            </w:tcMar>
+            <w:shd w:val="clear" w:color="auto" w:fill="EBF5FB"/>
+          </w:tcPr>
+          <w:p>
+            <w:pPr>
+              <w:spacing w:before="40" w:after="40"/>
+            </w:pPr>
+            <w:r>
+              <w:rPr>
+                <w:rFonts w:ascii="Calibri" w:hAnsi="Calibri"/>
+                <w:b w:val="0"/>
+                <w:i w:val="0"/>
+                <w:sz w:val="20"/>
+              </w:rPr>
+              <w:t>✅ Sim</w:t>
+            </w:r>
+          </w:p>
+        </w:tc>
+        <w:tc>
+          <w:tcPr>
+            <w:tcW w:type="dxa" w:w="1780"/>
+            <w:tcMar>
+              <w:top w:w="60" w:type="dxa"/>
+              <w:bottom w:w="60" w:type="dxa"/>
+              <w:left w:w="100" w:type="dxa"/>
+              <w:right w:w="100" w:type="dxa"/>
+            </w:tcMar>
+            <w:shd w:val="clear" w:color="auto" w:fill="EBF5FB"/>
+          </w:tcPr>
+          <w:p>
+            <w:pPr>
+              <w:spacing w:before="40" w:after="40"/>
+            </w:pPr>
+            <w:r>
+              <w:rPr>
+                <w:rFonts w:ascii="Calibri" w:hAnsi="Calibri"/>
+                <w:b w:val="0"/>
+                <w:i w:val="0"/>
+                <w:sz w:val="20"/>
+              </w:rPr>
+              <w:t>M1–M6 por pacote</w:t>
+            </w:r>
+          </w:p>
+        </w:tc>
+      </w:tr>
+      <w:tr>
+        <w:trPr>
+          <w:cantSplit w:val="1"/>
+        </w:trPr>
+        <w:tc>
+          <w:tcPr>
+            <w:tcW w:type="dxa" w:w="1780"/>
             <w:tcMar>
               <w:top w:w="60" w:type="dxa"/>
               <w:bottom w:w="60" w:type="dxa"/>
@@ -3869,7 +5441,32 @@
         </w:tc>
         <w:tc>
           <w:tcPr>
-            <w:tcW w:type="dxa" w:w="2225"/>
+            <w:tcW w:type="dxa" w:w="1780"/>
+            <w:tcMar>
+              <w:top w:w="60" w:type="dxa"/>
+              <w:bottom w:w="60" w:type="dxa"/>
+              <w:left w:w="100" w:type="dxa"/>
+              <w:right w:w="100" w:type="dxa"/>
+            </w:tcMar>
+          </w:tcPr>
+          <w:p>
+            <w:pPr>
+              <w:spacing w:before="40" w:after="40"/>
+            </w:pPr>
+            <w:r>
+              <w:rPr>
+                <w:rFonts w:ascii="Calibri" w:hAnsi="Calibri"/>
+                <w:b w:val="0"/>
+                <w:i w:val="0"/>
+                <w:sz w:val="20"/>
+              </w:rPr>
+              <w:t>v1.0</w:t>
+            </w:r>
+          </w:p>
+        </w:tc>
+        <w:tc>
+          <w:tcPr>
+            <w:tcW w:type="dxa" w:w="1780"/>
             <w:tcMar>
               <w:top w:w="60" w:type="dxa"/>
               <w:bottom w:w="60" w:type="dxa"/>
@@ -3894,7 +5491,7 @@
         </w:tc>
         <w:tc>
           <w:tcPr>
-            <w:tcW w:type="dxa" w:w="2225"/>
+            <w:tcW w:type="dxa" w:w="1780"/>
             <w:tcMar>
               <w:top w:w="60" w:type="dxa"/>
               <w:bottom w:w="60" w:type="dxa"/>
@@ -3919,7 +5516,7 @@
         </w:tc>
         <w:tc>
           <w:tcPr>
-            <w:tcW w:type="dxa" w:w="2225"/>
+            <w:tcW w:type="dxa" w:w="1780"/>
             <w:tcMar>
               <w:top w:w="60" w:type="dxa"/>
               <w:bottom w:w="60" w:type="dxa"/>
@@ -3931,15 +5528,6 @@
             <w:pPr>
               <w:spacing w:before="40" w:after="40"/>
             </w:pPr>
-            <w:r>
-              <w:rPr>
-                <w:rFonts w:ascii="Calibri" w:hAnsi="Calibri"/>
-                <w:b w:val="0"/>
-                <w:i w:val="0"/>
-                <w:sz w:val="20"/>
-              </w:rPr>
-              <w:t>v1.0</w:t>
-            </w:r>
           </w:p>
         </w:tc>
       </w:tr>
@@ -3973,10 +5561,11 @@
         </w:tblBorders>
       </w:tblPr>
       <w:tblGrid>
-        <w:gridCol w:w="2225"/>
-        <w:gridCol w:w="2225"/>
-        <w:gridCol w:w="2225"/>
-        <w:gridCol w:w="2225"/>
+        <w:gridCol w:w="1780"/>
+        <w:gridCol w:w="1780"/>
+        <w:gridCol w:w="1780"/>
+        <w:gridCol w:w="1780"/>
+        <w:gridCol w:w="1780"/>
       </w:tblGrid>
       <w:tr>
         <w:trPr>
@@ -3984,7 +5573,7 @@
         </w:trPr>
         <w:tc>
           <w:tcPr>
-            <w:tcW w:type="dxa" w:w="2225"/>
+            <w:tcW w:type="dxa" w:w="1780"/>
             <w:tcMar>
               <w:top w:w="60" w:type="dxa"/>
               <w:bottom w:w="60" w:type="dxa"/>
@@ -4011,7 +5600,34 @@
         </w:tc>
         <w:tc>
           <w:tcPr>
-            <w:tcW w:type="dxa" w:w="2225"/>
+            <w:tcW w:type="dxa" w:w="1780"/>
+            <w:tcMar>
+              <w:top w:w="60" w:type="dxa"/>
+              <w:bottom w:w="60" w:type="dxa"/>
+              <w:left w:w="100" w:type="dxa"/>
+              <w:right w:w="100" w:type="dxa"/>
+            </w:tcMar>
+            <w:shd w:val="clear" w:color="auto" w:fill="003366"/>
+          </w:tcPr>
+          <w:p>
+            <w:pPr>
+              <w:spacing w:before="40" w:after="40"/>
+            </w:pPr>
+            <w:r>
+              <w:rPr>
+                <w:rFonts w:ascii="Calibri" w:hAnsi="Calibri"/>
+                <w:b/>
+                <w:i w:val="0"/>
+                <w:color w:val="FFFFFF"/>
+                <w:sz w:val="20"/>
+              </w:rPr>
+              <w:t>Versão</w:t>
+            </w:r>
+          </w:p>
+        </w:tc>
+        <w:tc>
+          <w:tcPr>
+            <w:tcW w:type="dxa" w:w="1780"/>
             <w:tcMar>
               <w:top w:w="60" w:type="dxa"/>
               <w:bottom w:w="60" w:type="dxa"/>
@@ -4038,7 +5654,7 @@
         </w:tc>
         <w:tc>
           <w:tcPr>
-            <w:tcW w:type="dxa" w:w="2225"/>
+            <w:tcW w:type="dxa" w:w="1780"/>
             <w:tcMar>
               <w:top w:w="60" w:type="dxa"/>
               <w:bottom w:w="60" w:type="dxa"/>
@@ -4065,7 +5681,7 @@
         </w:tc>
         <w:tc>
           <w:tcPr>
-            <w:tcW w:type="dxa" w:w="2225"/>
+            <w:tcW w:type="dxa" w:w="1780"/>
             <w:tcMar>
               <w:top w:w="60" w:type="dxa"/>
               <w:bottom w:w="60" w:type="dxa"/>
@@ -4097,7 +5713,7 @@
         </w:trPr>
         <w:tc>
           <w:tcPr>
-            <w:tcW w:type="dxa" w:w="2225"/>
+            <w:tcW w:type="dxa" w:w="1780"/>
             <w:tcMar>
               <w:top w:w="60" w:type="dxa"/>
               <w:bottom w:w="60" w:type="dxa"/>
@@ -4123,7 +5739,33 @@
         </w:tc>
         <w:tc>
           <w:tcPr>
-            <w:tcW w:type="dxa" w:w="2225"/>
+            <w:tcW w:type="dxa" w:w="1780"/>
+            <w:tcMar>
+              <w:top w:w="60" w:type="dxa"/>
+              <w:bottom w:w="60" w:type="dxa"/>
+              <w:left w:w="100" w:type="dxa"/>
+              <w:right w:w="100" w:type="dxa"/>
+            </w:tcMar>
+            <w:shd w:val="clear" w:color="auto" w:fill="EBF5FB"/>
+          </w:tcPr>
+          <w:p>
+            <w:pPr>
+              <w:spacing w:before="40" w:after="40"/>
+            </w:pPr>
+            <w:r>
+              <w:rPr>
+                <w:rFonts w:ascii="Calibri" w:hAnsi="Calibri"/>
+                <w:b w:val="0"/>
+                <w:i w:val="0"/>
+                <w:sz w:val="20"/>
+              </w:rPr>
+              <w:t>v1.1</w:t>
+            </w:r>
+          </w:p>
+        </w:tc>
+        <w:tc>
+          <w:tcPr>
+            <w:tcW w:type="dxa" w:w="1780"/>
             <w:tcMar>
               <w:top w:w="60" w:type="dxa"/>
               <w:bottom w:w="60" w:type="dxa"/>
@@ -4149,7 +5791,7 @@
         </w:tc>
         <w:tc>
           <w:tcPr>
-            <w:tcW w:type="dxa" w:w="2225"/>
+            <w:tcW w:type="dxa" w:w="1780"/>
             <w:tcMar>
               <w:top w:w="60" w:type="dxa"/>
               <w:bottom w:w="60" w:type="dxa"/>
@@ -4175,7 +5817,7 @@
         </w:tc>
         <w:tc>
           <w:tcPr>
-            <w:tcW w:type="dxa" w:w="2225"/>
+            <w:tcW w:type="dxa" w:w="1780"/>
             <w:tcMar>
               <w:top w:w="60" w:type="dxa"/>
               <w:bottom w:w="60" w:type="dxa"/>
@@ -4188,15 +5830,6 @@
             <w:pPr>
               <w:spacing w:before="40" w:after="40"/>
             </w:pPr>
-            <w:r>
-              <w:rPr>
-                <w:rFonts w:ascii="Calibri" w:hAnsi="Calibri"/>
-                <w:b w:val="0"/>
-                <w:i w:val="0"/>
-                <w:sz w:val="20"/>
-              </w:rPr>
-              <w:t>v1.0</w:t>
-            </w:r>
           </w:p>
         </w:tc>
       </w:tr>
@@ -4206,7 +5839,7 @@
         </w:trPr>
         <w:tc>
           <w:tcPr>
-            <w:tcW w:type="dxa" w:w="2225"/>
+            <w:tcW w:type="dxa" w:w="1780"/>
             <w:tcMar>
               <w:top w:w="60" w:type="dxa"/>
               <w:bottom w:w="60" w:type="dxa"/>
@@ -4225,13 +5858,13 @@
                 <w:i w:val="0"/>
                 <w:sz w:val="20"/>
               </w:rPr>
-              <w:t>PLA-FRUKI01-002</w:t>
+              <w:t>ATA-FRUKI01-008</w:t>
             </w:r>
           </w:p>
         </w:tc>
         <w:tc>
           <w:tcPr>
-            <w:tcW w:type="dxa" w:w="2225"/>
+            <w:tcW w:type="dxa" w:w="1780"/>
             <w:tcMar>
               <w:top w:w="60" w:type="dxa"/>
               <w:bottom w:w="60" w:type="dxa"/>
@@ -4250,13 +5883,38 @@
                 <w:i w:val="0"/>
                 <w:sz w:val="20"/>
               </w:rPr>
-              <w:t>Planejamento detalhado, estimativas, riscos, recursos, marcos, aprovação</w:t>
+              <w:t>v1.0</w:t>
             </w:r>
           </w:p>
         </w:tc>
         <w:tc>
           <w:tcPr>
-            <w:tcW w:type="dxa" w:w="2225"/>
+            <w:tcW w:type="dxa" w:w="1780"/>
+            <w:tcMar>
+              <w:top w:w="60" w:type="dxa"/>
+              <w:bottom w:w="60" w:type="dxa"/>
+              <w:left w:w="100" w:type="dxa"/>
+              <w:right w:w="100" w:type="dxa"/>
+            </w:tcMar>
+          </w:tcPr>
+          <w:p>
+            <w:pPr>
+              <w:spacing w:before="40" w:after="40"/>
+            </w:pPr>
+            <w:r>
+              <w:rPr>
+                <w:rFonts w:ascii="Calibri" w:hAnsi="Calibri"/>
+                <w:b w:val="0"/>
+                <w:i w:val="0"/>
+                <w:sz w:val="20"/>
+              </w:rPr>
+              <w:t>Participantes, pauta, decisões (kickoff + aprovação do plano + CR-001)</w:t>
+            </w:r>
+          </w:p>
+        </w:tc>
+        <w:tc>
+          <w:tcPr>
+            <w:tcW w:type="dxa" w:w="1780"/>
             <w:tcMar>
               <w:top w:w="60" w:type="dxa"/>
               <w:bottom w:w="60" w:type="dxa"/>
@@ -4281,7 +5939,7 @@
         </w:tc>
         <w:tc>
           <w:tcPr>
-            <w:tcW w:type="dxa" w:w="2225"/>
+            <w:tcW w:type="dxa" w:w="1780"/>
             <w:tcMar>
               <w:top w:w="60" w:type="dxa"/>
               <w:bottom w:w="60" w:type="dxa"/>
@@ -4300,7 +5958,7 @@
                 <w:i w:val="0"/>
                 <w:sz w:val="20"/>
               </w:rPr>
-              <w:t>v1.0</w:t>
+              <w:t>Kickoff Pacote Final 24 — 09/10/2025</w:t>
             </w:r>
           </w:p>
         </w:tc>
@@ -4311,7 +5969,7 @@
         </w:trPr>
         <w:tc>
           <w:tcPr>
-            <w:tcW w:type="dxa" w:w="2225"/>
+            <w:tcW w:type="dxa" w:w="1780"/>
             <w:tcMar>
               <w:top w:w="60" w:type="dxa"/>
               <w:bottom w:w="60" w:type="dxa"/>
@@ -4331,13 +5989,13 @@
                 <w:i w:val="0"/>
                 <w:sz w:val="20"/>
               </w:rPr>
-              <w:t>REQ-FRUKI01-002</w:t>
+              <w:t>ATA-FRUKI01-004</w:t>
             </w:r>
           </w:p>
         </w:tc>
         <w:tc>
           <w:tcPr>
-            <w:tcW w:type="dxa" w:w="2225"/>
+            <w:tcW w:type="dxa" w:w="1780"/>
             <w:tcMar>
               <w:top w:w="60" w:type="dxa"/>
               <w:bottom w:w="60" w:type="dxa"/>
@@ -4357,13 +6015,39 @@
                 <w:i w:val="0"/>
                 <w:sz w:val="20"/>
               </w:rPr>
-              <w:t>Requisitos numerados, rastreáveis, com critério de aceite, validação documentada</w:t>
+              <w:t>v1.0</w:t>
             </w:r>
           </w:p>
         </w:tc>
         <w:tc>
           <w:tcPr>
-            <w:tcW w:type="dxa" w:w="2225"/>
+            <w:tcW w:type="dxa" w:w="1780"/>
+            <w:tcMar>
+              <w:top w:w="60" w:type="dxa"/>
+              <w:bottom w:w="60" w:type="dxa"/>
+              <w:left w:w="100" w:type="dxa"/>
+              <w:right w:w="100" w:type="dxa"/>
+            </w:tcMar>
+            <w:shd w:val="clear" w:color="auto" w:fill="EBF5FB"/>
+          </w:tcPr>
+          <w:p>
+            <w:pPr>
+              <w:spacing w:before="40" w:after="40"/>
+            </w:pPr>
+            <w:r>
+              <w:rPr>
+                <w:rFonts w:ascii="Calibri" w:hAnsi="Calibri"/>
+                <w:b w:val="0"/>
+                <w:i w:val="0"/>
+                <w:sz w:val="20"/>
+              </w:rPr>
+              <w:t>Validação de sprint, cenários, resultado</w:t>
+            </w:r>
+          </w:p>
+        </w:tc>
+        <w:tc>
+          <w:tcPr>
+            <w:tcW w:type="dxa" w:w="1780"/>
             <w:tcMar>
               <w:top w:w="60" w:type="dxa"/>
               <w:bottom w:w="60" w:type="dxa"/>
@@ -4389,7 +6073,7 @@
         </w:tc>
         <w:tc>
           <w:tcPr>
-            <w:tcW w:type="dxa" w:w="2225"/>
+            <w:tcW w:type="dxa" w:w="1780"/>
             <w:tcMar>
               <w:top w:w="60" w:type="dxa"/>
               <w:bottom w:w="60" w:type="dxa"/>
@@ -4409,7 +6093,7 @@
                 <w:i w:val="0"/>
                 <w:sz w:val="20"/>
               </w:rPr>
-              <w:t>v1.0</w:t>
+              <w:t>Sprint 1 — Pedidos Não Alocados — 24/10/2025</w:t>
             </w:r>
           </w:p>
         </w:tc>
@@ -4420,7 +6104,7 @@
         </w:trPr>
         <w:tc>
           <w:tcPr>
-            <w:tcW w:type="dxa" w:w="2225"/>
+            <w:tcW w:type="dxa" w:w="1780"/>
             <w:tcMar>
               <w:top w:w="60" w:type="dxa"/>
               <w:bottom w:w="60" w:type="dxa"/>
@@ -4439,13 +6123,13 @@
                 <w:i w:val="0"/>
                 <w:sz w:val="20"/>
               </w:rPr>
-              <w:t>ADAP-FRUKI01-002</w:t>
+              <w:t>ATA-FRUKI01-005</w:t>
             </w:r>
           </w:p>
         </w:tc>
         <w:tc>
           <w:tcPr>
-            <w:tcW w:type="dxa" w:w="2225"/>
+            <w:tcW w:type="dxa" w:w="1780"/>
             <w:tcMar>
               <w:top w:w="60" w:type="dxa"/>
               <w:bottom w:w="60" w:type="dxa"/>
@@ -4464,13 +6148,38 @@
                 <w:i w:val="0"/>
                 <w:sz w:val="20"/>
               </w:rPr>
-              <w:t>Adaptações justificadas e pontos de controle marcados</w:t>
+              <w:t>v1.0</w:t>
             </w:r>
           </w:p>
         </w:tc>
         <w:tc>
           <w:tcPr>
-            <w:tcW w:type="dxa" w:w="2225"/>
+            <w:tcW w:type="dxa" w:w="1780"/>
+            <w:tcMar>
+              <w:top w:w="60" w:type="dxa"/>
+              <w:bottom w:w="60" w:type="dxa"/>
+              <w:left w:w="100" w:type="dxa"/>
+              <w:right w:w="100" w:type="dxa"/>
+            </w:tcMar>
+          </w:tcPr>
+          <w:p>
+            <w:pPr>
+              <w:spacing w:before="40" w:after="40"/>
+            </w:pPr>
+            <w:r>
+              <w:rPr>
+                <w:rFonts w:ascii="Calibri" w:hAnsi="Calibri"/>
+                <w:b w:val="0"/>
+                <w:i w:val="0"/>
+                <w:sz w:val="20"/>
+              </w:rPr>
+              <w:t>Validação de sprint, cenários, resultado</w:t>
+            </w:r>
+          </w:p>
+        </w:tc>
+        <w:tc>
+          <w:tcPr>
+            <w:tcW w:type="dxa" w:w="1780"/>
             <w:tcMar>
               <w:top w:w="60" w:type="dxa"/>
               <w:bottom w:w="60" w:type="dxa"/>
@@ -4495,7 +6204,7 @@
         </w:tc>
         <w:tc>
           <w:tcPr>
-            <w:tcW w:type="dxa" w:w="2225"/>
+            <w:tcW w:type="dxa" w:w="1780"/>
             <w:tcMar>
               <w:top w:w="60" w:type="dxa"/>
               <w:bottom w:w="60" w:type="dxa"/>
@@ -4514,7 +6223,7 @@
                 <w:i w:val="0"/>
                 <w:sz w:val="20"/>
               </w:rPr>
-              <w:t>v1.0</w:t>
+              <w:t>Sprint 2 — Regra de Ouro — 28/11/2025</w:t>
             </w:r>
           </w:p>
         </w:tc>
@@ -4525,7 +6234,7 @@
         </w:trPr>
         <w:tc>
           <w:tcPr>
-            <w:tcW w:type="dxa" w:w="2225"/>
+            <w:tcW w:type="dxa" w:w="1780"/>
             <w:tcMar>
               <w:top w:w="60" w:type="dxa"/>
               <w:bottom w:w="60" w:type="dxa"/>
@@ -4545,13 +6254,13 @@
                 <w:i w:val="0"/>
                 <w:sz w:val="20"/>
               </w:rPr>
-              <w:t>PCP-FRUKI01-002</w:t>
+              <w:t>ATA-FRUKI01-006</w:t>
             </w:r>
           </w:p>
         </w:tc>
         <w:tc>
           <w:tcPr>
-            <w:tcW w:type="dxa" w:w="2225"/>
+            <w:tcW w:type="dxa" w:w="1780"/>
             <w:tcMar>
               <w:top w:w="60" w:type="dxa"/>
               <w:bottom w:w="60" w:type="dxa"/>
@@ -4571,13 +6280,39 @@
                 <w:i w:val="0"/>
                 <w:sz w:val="20"/>
               </w:rPr>
-              <w:t>Arquitetura documentada, design UX validado por módulo, decisões técnicas</w:t>
+              <w:t>v1.0</w:t>
             </w:r>
           </w:p>
         </w:tc>
         <w:tc>
           <w:tcPr>
-            <w:tcW w:type="dxa" w:w="2225"/>
+            <w:tcW w:type="dxa" w:w="1780"/>
+            <w:tcMar>
+              <w:top w:w="60" w:type="dxa"/>
+              <w:bottom w:w="60" w:type="dxa"/>
+              <w:left w:w="100" w:type="dxa"/>
+              <w:right w:w="100" w:type="dxa"/>
+            </w:tcMar>
+            <w:shd w:val="clear" w:color="auto" w:fill="EBF5FB"/>
+          </w:tcPr>
+          <w:p>
+            <w:pPr>
+              <w:spacing w:before="40" w:after="40"/>
+            </w:pPr>
+            <w:r>
+              <w:rPr>
+                <w:rFonts w:ascii="Calibri" w:hAnsi="Calibri"/>
+                <w:b w:val="0"/>
+                <w:i w:val="0"/>
+                <w:sz w:val="20"/>
+              </w:rPr>
+              <w:t>Validação de sprint, cenários, resultado, AAB v2.0</w:t>
+            </w:r>
+          </w:p>
+        </w:tc>
+        <w:tc>
+          <w:tcPr>
+            <w:tcW w:type="dxa" w:w="1780"/>
             <w:tcMar>
               <w:top w:w="60" w:type="dxa"/>
               <w:bottom w:w="60" w:type="dxa"/>
@@ -4603,7 +6338,194 @@
         </w:tc>
         <w:tc>
           <w:tcPr>
-            <w:tcW w:type="dxa" w:w="2225"/>
+            <w:tcW w:type="dxa" w:w="1780"/>
+            <w:tcMar>
+              <w:top w:w="60" w:type="dxa"/>
+              <w:bottom w:w="60" w:type="dxa"/>
+              <w:left w:w="100" w:type="dxa"/>
+              <w:right w:w="100" w:type="dxa"/>
+            </w:tcMar>
+            <w:shd w:val="clear" w:color="auto" w:fill="EBF5FB"/>
+          </w:tcPr>
+          <w:p>
+            <w:pPr>
+              <w:spacing w:before="40" w:after="40"/>
+            </w:pPr>
+            <w:r>
+              <w:rPr>
+                <w:rFonts w:ascii="Calibri" w:hAnsi="Calibri"/>
+                <w:b w:val="0"/>
+                <w:i w:val="0"/>
+                <w:sz w:val="20"/>
+              </w:rPr>
+              <w:t>Sprint 3 — PDV — 14/01/2026</w:t>
+            </w:r>
+          </w:p>
+        </w:tc>
+      </w:tr>
+      <w:tr>
+        <w:trPr>
+          <w:cantSplit w:val="1"/>
+        </w:trPr>
+        <w:tc>
+          <w:tcPr>
+            <w:tcW w:type="dxa" w:w="1780"/>
+            <w:tcMar>
+              <w:top w:w="60" w:type="dxa"/>
+              <w:bottom w:w="60" w:type="dxa"/>
+              <w:left w:w="100" w:type="dxa"/>
+              <w:right w:w="100" w:type="dxa"/>
+            </w:tcMar>
+          </w:tcPr>
+          <w:p>
+            <w:pPr>
+              <w:spacing w:before="40" w:after="40"/>
+            </w:pPr>
+            <w:r>
+              <w:rPr>
+                <w:rFonts w:ascii="Calibri" w:hAnsi="Calibri"/>
+                <w:b w:val="0"/>
+                <w:i w:val="0"/>
+                <w:sz w:val="20"/>
+              </w:rPr>
+              <w:t>ATA-FRUKI01-003</w:t>
+            </w:r>
+          </w:p>
+        </w:tc>
+        <w:tc>
+          <w:tcPr>
+            <w:tcW w:type="dxa" w:w="1780"/>
+            <w:tcMar>
+              <w:top w:w="60" w:type="dxa"/>
+              <w:bottom w:w="60" w:type="dxa"/>
+              <w:left w:w="100" w:type="dxa"/>
+              <w:right w:w="100" w:type="dxa"/>
+            </w:tcMar>
+          </w:tcPr>
+          <w:p>
+            <w:pPr>
+              <w:spacing w:before="40" w:after="40"/>
+            </w:pPr>
+            <w:r>
+              <w:rPr>
+                <w:rFonts w:ascii="Calibri" w:hAnsi="Calibri"/>
+                <w:b w:val="0"/>
+                <w:i w:val="0"/>
+                <w:sz w:val="20"/>
+              </w:rPr>
+              <w:t>v1.0</w:t>
+            </w:r>
+          </w:p>
+        </w:tc>
+        <w:tc>
+          <w:tcPr>
+            <w:tcW w:type="dxa" w:w="1780"/>
+            <w:tcMar>
+              <w:top w:w="60" w:type="dxa"/>
+              <w:bottom w:w="60" w:type="dxa"/>
+              <w:left w:w="100" w:type="dxa"/>
+              <w:right w:w="100" w:type="dxa"/>
+            </w:tcMar>
+          </w:tcPr>
+          <w:p>
+            <w:pPr>
+              <w:spacing w:before="40" w:after="40"/>
+            </w:pPr>
+            <w:r>
+              <w:rPr>
+                <w:rFonts w:ascii="Calibri" w:hAnsi="Calibri"/>
+                <w:b w:val="0"/>
+                <w:i w:val="0"/>
+                <w:sz w:val="20"/>
+              </w:rPr>
+              <w:t>Ata de aceite com decisões e ressalvas</w:t>
+            </w:r>
+          </w:p>
+        </w:tc>
+        <w:tc>
+          <w:tcPr>
+            <w:tcW w:type="dxa" w:w="1780"/>
+            <w:tcMar>
+              <w:top w:w="60" w:type="dxa"/>
+              <w:bottom w:w="60" w:type="dxa"/>
+              <w:left w:w="100" w:type="dxa"/>
+              <w:right w:w="100" w:type="dxa"/>
+            </w:tcMar>
+          </w:tcPr>
+          <w:p>
+            <w:pPr>
+              <w:spacing w:before="40" w:after="40"/>
+            </w:pPr>
+            <w:r>
+              <w:rPr>
+                <w:rFonts w:ascii="Calibri" w:hAnsi="Calibri"/>
+                <w:b w:val="0"/>
+                <w:i w:val="0"/>
+                <w:sz w:val="20"/>
+              </w:rPr>
+              <w:t>✅ Sim</w:t>
+            </w:r>
+          </w:p>
+        </w:tc>
+        <w:tc>
+          <w:tcPr>
+            <w:tcW w:type="dxa" w:w="1780"/>
+            <w:tcMar>
+              <w:top w:w="60" w:type="dxa"/>
+              <w:bottom w:w="60" w:type="dxa"/>
+              <w:left w:w="100" w:type="dxa"/>
+              <w:right w:w="100" w:type="dxa"/>
+            </w:tcMar>
+          </w:tcPr>
+          <w:p>
+            <w:pPr>
+              <w:spacing w:before="40" w:after="40"/>
+            </w:pPr>
+            <w:r>
+              <w:rPr>
+                <w:rFonts w:ascii="Calibri" w:hAnsi="Calibri"/>
+                <w:b w:val="0"/>
+                <w:i w:val="0"/>
+                <w:sz w:val="20"/>
+              </w:rPr>
+              <w:t>Aceite final — 15/01/2026</w:t>
+            </w:r>
+          </w:p>
+        </w:tc>
+      </w:tr>
+      <w:tr>
+        <w:trPr>
+          <w:cantSplit w:val="1"/>
+        </w:trPr>
+        <w:tc>
+          <w:tcPr>
+            <w:tcW w:type="dxa" w:w="1780"/>
+            <w:tcMar>
+              <w:top w:w="60" w:type="dxa"/>
+              <w:bottom w:w="60" w:type="dxa"/>
+              <w:left w:w="100" w:type="dxa"/>
+              <w:right w:w="100" w:type="dxa"/>
+            </w:tcMar>
+            <w:shd w:val="clear" w:color="auto" w:fill="EBF5FB"/>
+          </w:tcPr>
+          <w:p>
+            <w:pPr>
+              <w:spacing w:before="40" w:after="40"/>
+            </w:pPr>
+            <w:r>
+              <w:rPr>
+                <w:rFonts w:ascii="Calibri" w:hAnsi="Calibri"/>
+                <w:b w:val="0"/>
+                <w:i w:val="0"/>
+                <w:sz w:val="20"/>
+              </w:rPr>
+              <w:t>PLA-FRUKI01-002</w:t>
+            </w:r>
+          </w:p>
+        </w:tc>
+        <w:tc>
+          <w:tcPr>
+            <w:tcW w:type="dxa" w:w="1780"/>
             <w:tcMar>
               <w:top w:w="60" w:type="dxa"/>
               <w:bottom w:w="60" w:type="dxa"/>
@@ -4627,6 +6549,84 @@
             </w:r>
           </w:p>
         </w:tc>
+        <w:tc>
+          <w:tcPr>
+            <w:tcW w:type="dxa" w:w="1780"/>
+            <w:tcMar>
+              <w:top w:w="60" w:type="dxa"/>
+              <w:bottom w:w="60" w:type="dxa"/>
+              <w:left w:w="100" w:type="dxa"/>
+              <w:right w:w="100" w:type="dxa"/>
+            </w:tcMar>
+            <w:shd w:val="clear" w:color="auto" w:fill="EBF5FB"/>
+          </w:tcPr>
+          <w:p>
+            <w:pPr>
+              <w:spacing w:before="40" w:after="40"/>
+            </w:pPr>
+            <w:r>
+              <w:rPr>
+                <w:rFonts w:ascii="Calibri" w:hAnsi="Calibri"/>
+                <w:b w:val="0"/>
+                <w:i w:val="0"/>
+                <w:sz w:val="20"/>
+              </w:rPr>
+              <w:t>Planejamento detalhado, estimativas, riscos, recursos, marcos, aprovação</w:t>
+            </w:r>
+          </w:p>
+        </w:tc>
+        <w:tc>
+          <w:tcPr>
+            <w:tcW w:type="dxa" w:w="1780"/>
+            <w:tcMar>
+              <w:top w:w="60" w:type="dxa"/>
+              <w:bottom w:w="60" w:type="dxa"/>
+              <w:left w:w="100" w:type="dxa"/>
+              <w:right w:w="100" w:type="dxa"/>
+            </w:tcMar>
+            <w:shd w:val="clear" w:color="auto" w:fill="EBF5FB"/>
+          </w:tcPr>
+          <w:p>
+            <w:pPr>
+              <w:spacing w:before="40" w:after="40"/>
+            </w:pPr>
+            <w:r>
+              <w:rPr>
+                <w:rFonts w:ascii="Calibri" w:hAnsi="Calibri"/>
+                <w:b w:val="0"/>
+                <w:i w:val="0"/>
+                <w:sz w:val="20"/>
+              </w:rPr>
+              <w:t>✅ Sim</w:t>
+            </w:r>
+          </w:p>
+        </w:tc>
+        <w:tc>
+          <w:tcPr>
+            <w:tcW w:type="dxa" w:w="1780"/>
+            <w:tcMar>
+              <w:top w:w="60" w:type="dxa"/>
+              <w:bottom w:w="60" w:type="dxa"/>
+              <w:left w:w="100" w:type="dxa"/>
+              <w:right w:w="100" w:type="dxa"/>
+            </w:tcMar>
+            <w:shd w:val="clear" w:color="auto" w:fill="EBF5FB"/>
+          </w:tcPr>
+          <w:p>
+            <w:pPr>
+              <w:spacing w:before="40" w:after="40"/>
+            </w:pPr>
+            <w:r>
+              <w:rPr>
+                <w:rFonts w:ascii="Calibri" w:hAnsi="Calibri"/>
+                <w:b w:val="0"/>
+                <w:i w:val="0"/>
+                <w:sz w:val="20"/>
+              </w:rPr>
+              <w:t>Aprovação via ATA-FRUKI01-008</w:t>
+            </w:r>
+          </w:p>
+        </w:tc>
       </w:tr>
       <w:tr>
         <w:trPr>
@@ -4634,7 +6634,501 @@
         </w:trPr>
         <w:tc>
           <w:tcPr>
-            <w:tcW w:type="dxa" w:w="2225"/>
+            <w:tcW w:type="dxa" w:w="1780"/>
+            <w:tcMar>
+              <w:top w:w="60" w:type="dxa"/>
+              <w:bottom w:w="60" w:type="dxa"/>
+              <w:left w:w="100" w:type="dxa"/>
+              <w:right w:w="100" w:type="dxa"/>
+            </w:tcMar>
+          </w:tcPr>
+          <w:p>
+            <w:pPr>
+              <w:spacing w:before="40" w:after="40"/>
+            </w:pPr>
+            <w:r>
+              <w:rPr>
+                <w:rFonts w:ascii="Calibri" w:hAnsi="Calibri"/>
+                <w:b w:val="0"/>
+                <w:i w:val="0"/>
+                <w:sz w:val="20"/>
+              </w:rPr>
+              <w:t>REQ-FRUKI01-002</w:t>
+            </w:r>
+          </w:p>
+        </w:tc>
+        <w:tc>
+          <w:tcPr>
+            <w:tcW w:type="dxa" w:w="1780"/>
+            <w:tcMar>
+              <w:top w:w="60" w:type="dxa"/>
+              <w:bottom w:w="60" w:type="dxa"/>
+              <w:left w:w="100" w:type="dxa"/>
+              <w:right w:w="100" w:type="dxa"/>
+            </w:tcMar>
+          </w:tcPr>
+          <w:p>
+            <w:pPr>
+              <w:spacing w:before="40" w:after="40"/>
+            </w:pPr>
+            <w:r>
+              <w:rPr>
+                <w:rFonts w:ascii="Calibri" w:hAnsi="Calibri"/>
+                <w:b w:val="0"/>
+                <w:i w:val="0"/>
+                <w:sz w:val="20"/>
+              </w:rPr>
+              <w:t>v1.0</w:t>
+            </w:r>
+          </w:p>
+        </w:tc>
+        <w:tc>
+          <w:tcPr>
+            <w:tcW w:type="dxa" w:w="1780"/>
+            <w:tcMar>
+              <w:top w:w="60" w:type="dxa"/>
+              <w:bottom w:w="60" w:type="dxa"/>
+              <w:left w:w="100" w:type="dxa"/>
+              <w:right w:w="100" w:type="dxa"/>
+            </w:tcMar>
+          </w:tcPr>
+          <w:p>
+            <w:pPr>
+              <w:spacing w:before="40" w:after="40"/>
+            </w:pPr>
+            <w:r>
+              <w:rPr>
+                <w:rFonts w:ascii="Calibri" w:hAnsi="Calibri"/>
+                <w:b w:val="0"/>
+                <w:i w:val="0"/>
+                <w:sz w:val="20"/>
+              </w:rPr>
+              <w:t>Requisitos numerados, rastreáveis, com critério de aceite, validação documentada</w:t>
+            </w:r>
+          </w:p>
+        </w:tc>
+        <w:tc>
+          <w:tcPr>
+            <w:tcW w:type="dxa" w:w="1780"/>
+            <w:tcMar>
+              <w:top w:w="60" w:type="dxa"/>
+              <w:bottom w:w="60" w:type="dxa"/>
+              <w:left w:w="100" w:type="dxa"/>
+              <w:right w:w="100" w:type="dxa"/>
+            </w:tcMar>
+          </w:tcPr>
+          <w:p>
+            <w:pPr>
+              <w:spacing w:before="40" w:after="40"/>
+            </w:pPr>
+            <w:r>
+              <w:rPr>
+                <w:rFonts w:ascii="Calibri" w:hAnsi="Calibri"/>
+                <w:b w:val="0"/>
+                <w:i w:val="0"/>
+                <w:sz w:val="20"/>
+              </w:rPr>
+              <w:t>✅ Sim</w:t>
+            </w:r>
+          </w:p>
+        </w:tc>
+        <w:tc>
+          <w:tcPr>
+            <w:tcW w:type="dxa" w:w="1780"/>
+            <w:tcMar>
+              <w:top w:w="60" w:type="dxa"/>
+              <w:bottom w:w="60" w:type="dxa"/>
+              <w:left w:w="100" w:type="dxa"/>
+              <w:right w:w="100" w:type="dxa"/>
+            </w:tcMar>
+          </w:tcPr>
+          <w:p>
+            <w:pPr>
+              <w:spacing w:before="40" w:after="40"/>
+            </w:pPr>
+          </w:p>
+        </w:tc>
+      </w:tr>
+      <w:tr>
+        <w:trPr>
+          <w:cantSplit w:val="1"/>
+        </w:trPr>
+        <w:tc>
+          <w:tcPr>
+            <w:tcW w:type="dxa" w:w="1780"/>
+            <w:tcMar>
+              <w:top w:w="60" w:type="dxa"/>
+              <w:bottom w:w="60" w:type="dxa"/>
+              <w:left w:w="100" w:type="dxa"/>
+              <w:right w:w="100" w:type="dxa"/>
+            </w:tcMar>
+            <w:shd w:val="clear" w:color="auto" w:fill="EBF5FB"/>
+          </w:tcPr>
+          <w:p>
+            <w:pPr>
+              <w:spacing w:before="40" w:after="40"/>
+            </w:pPr>
+            <w:r>
+              <w:rPr>
+                <w:rFonts w:ascii="Calibri" w:hAnsi="Calibri"/>
+                <w:b w:val="0"/>
+                <w:i w:val="0"/>
+                <w:sz w:val="20"/>
+              </w:rPr>
+              <w:t>ADAP-FRUKI01-002</w:t>
+            </w:r>
+          </w:p>
+        </w:tc>
+        <w:tc>
+          <w:tcPr>
+            <w:tcW w:type="dxa" w:w="1780"/>
+            <w:tcMar>
+              <w:top w:w="60" w:type="dxa"/>
+              <w:bottom w:w="60" w:type="dxa"/>
+              <w:left w:w="100" w:type="dxa"/>
+              <w:right w:w="100" w:type="dxa"/>
+            </w:tcMar>
+            <w:shd w:val="clear" w:color="auto" w:fill="EBF5FB"/>
+          </w:tcPr>
+          <w:p>
+            <w:pPr>
+              <w:spacing w:before="40" w:after="40"/>
+            </w:pPr>
+            <w:r>
+              <w:rPr>
+                <w:rFonts w:ascii="Calibri" w:hAnsi="Calibri"/>
+                <w:b w:val="0"/>
+                <w:i w:val="0"/>
+                <w:sz w:val="20"/>
+              </w:rPr>
+              <w:t>v1.1</w:t>
+            </w:r>
+          </w:p>
+        </w:tc>
+        <w:tc>
+          <w:tcPr>
+            <w:tcW w:type="dxa" w:w="1780"/>
+            <w:tcMar>
+              <w:top w:w="60" w:type="dxa"/>
+              <w:bottom w:w="60" w:type="dxa"/>
+              <w:left w:w="100" w:type="dxa"/>
+              <w:right w:w="100" w:type="dxa"/>
+            </w:tcMar>
+            <w:shd w:val="clear" w:color="auto" w:fill="EBF5FB"/>
+          </w:tcPr>
+          <w:p>
+            <w:pPr>
+              <w:spacing w:before="40" w:after="40"/>
+            </w:pPr>
+            <w:r>
+              <w:rPr>
+                <w:rFonts w:ascii="Calibri" w:hAnsi="Calibri"/>
+                <w:b w:val="0"/>
+                <w:i w:val="0"/>
+                <w:sz w:val="20"/>
+              </w:rPr>
+              <w:t>Adaptações justificadas, pontos de controle marcados, ITP e GDE referenciados</w:t>
+            </w:r>
+          </w:p>
+        </w:tc>
+        <w:tc>
+          <w:tcPr>
+            <w:tcW w:type="dxa" w:w="1780"/>
+            <w:tcMar>
+              <w:top w:w="60" w:type="dxa"/>
+              <w:bottom w:w="60" w:type="dxa"/>
+              <w:left w:w="100" w:type="dxa"/>
+              <w:right w:w="100" w:type="dxa"/>
+            </w:tcMar>
+            <w:shd w:val="clear" w:color="auto" w:fill="EBF5FB"/>
+          </w:tcPr>
+          <w:p>
+            <w:pPr>
+              <w:spacing w:before="40" w:after="40"/>
+            </w:pPr>
+            <w:r>
+              <w:rPr>
+                <w:rFonts w:ascii="Calibri" w:hAnsi="Calibri"/>
+                <w:b w:val="0"/>
+                <w:i w:val="0"/>
+                <w:sz w:val="20"/>
+              </w:rPr>
+              <w:t>✅ Sim</w:t>
+            </w:r>
+          </w:p>
+        </w:tc>
+        <w:tc>
+          <w:tcPr>
+            <w:tcW w:type="dxa" w:w="1780"/>
+            <w:tcMar>
+              <w:top w:w="60" w:type="dxa"/>
+              <w:bottom w:w="60" w:type="dxa"/>
+              <w:left w:w="100" w:type="dxa"/>
+              <w:right w:w="100" w:type="dxa"/>
+            </w:tcMar>
+            <w:shd w:val="clear" w:color="auto" w:fill="EBF5FB"/>
+          </w:tcPr>
+          <w:p>
+            <w:pPr>
+              <w:spacing w:before="40" w:after="40"/>
+            </w:pPr>
+          </w:p>
+        </w:tc>
+      </w:tr>
+      <w:tr>
+        <w:trPr>
+          <w:cantSplit w:val="1"/>
+        </w:trPr>
+        <w:tc>
+          <w:tcPr>
+            <w:tcW w:type="dxa" w:w="1780"/>
+            <w:tcMar>
+              <w:top w:w="60" w:type="dxa"/>
+              <w:bottom w:w="60" w:type="dxa"/>
+              <w:left w:w="100" w:type="dxa"/>
+              <w:right w:w="100" w:type="dxa"/>
+            </w:tcMar>
+          </w:tcPr>
+          <w:p>
+            <w:pPr>
+              <w:spacing w:before="40" w:after="40"/>
+            </w:pPr>
+            <w:r>
+              <w:rPr>
+                <w:rFonts w:ascii="Calibri" w:hAnsi="Calibri"/>
+                <w:b w:val="0"/>
+                <w:i w:val="0"/>
+                <w:sz w:val="20"/>
+              </w:rPr>
+              <w:t>PCP-FRUKI01-002</w:t>
+            </w:r>
+          </w:p>
+        </w:tc>
+        <w:tc>
+          <w:tcPr>
+            <w:tcW w:type="dxa" w:w="1780"/>
+            <w:tcMar>
+              <w:top w:w="60" w:type="dxa"/>
+              <w:bottom w:w="60" w:type="dxa"/>
+              <w:left w:w="100" w:type="dxa"/>
+              <w:right w:w="100" w:type="dxa"/>
+            </w:tcMar>
+          </w:tcPr>
+          <w:p>
+            <w:pPr>
+              <w:spacing w:before="40" w:after="40"/>
+            </w:pPr>
+            <w:r>
+              <w:rPr>
+                <w:rFonts w:ascii="Calibri" w:hAnsi="Calibri"/>
+                <w:b w:val="0"/>
+                <w:i w:val="0"/>
+                <w:sz w:val="20"/>
+              </w:rPr>
+              <w:t>v1.0</w:t>
+            </w:r>
+          </w:p>
+        </w:tc>
+        <w:tc>
+          <w:tcPr>
+            <w:tcW w:type="dxa" w:w="1780"/>
+            <w:tcMar>
+              <w:top w:w="60" w:type="dxa"/>
+              <w:bottom w:w="60" w:type="dxa"/>
+              <w:left w:w="100" w:type="dxa"/>
+              <w:right w:w="100" w:type="dxa"/>
+            </w:tcMar>
+          </w:tcPr>
+          <w:p>
+            <w:pPr>
+              <w:spacing w:before="40" w:after="40"/>
+            </w:pPr>
+            <w:r>
+              <w:rPr>
+                <w:rFonts w:ascii="Calibri" w:hAnsi="Calibri"/>
+                <w:b w:val="0"/>
+                <w:i w:val="0"/>
+                <w:sz w:val="20"/>
+              </w:rPr>
+              <w:t>Arquitetura documentada, design UX validado por módulo, decisões técnicas</w:t>
+            </w:r>
+          </w:p>
+        </w:tc>
+        <w:tc>
+          <w:tcPr>
+            <w:tcW w:type="dxa" w:w="1780"/>
+            <w:tcMar>
+              <w:top w:w="60" w:type="dxa"/>
+              <w:bottom w:w="60" w:type="dxa"/>
+              <w:left w:w="100" w:type="dxa"/>
+              <w:right w:w="100" w:type="dxa"/>
+            </w:tcMar>
+          </w:tcPr>
+          <w:p>
+            <w:pPr>
+              <w:spacing w:before="40" w:after="40"/>
+            </w:pPr>
+            <w:r>
+              <w:rPr>
+                <w:rFonts w:ascii="Calibri" w:hAnsi="Calibri"/>
+                <w:b w:val="0"/>
+                <w:i w:val="0"/>
+                <w:sz w:val="20"/>
+              </w:rPr>
+              <w:t>✅ Sim</w:t>
+            </w:r>
+          </w:p>
+        </w:tc>
+        <w:tc>
+          <w:tcPr>
+            <w:tcW w:type="dxa" w:w="1780"/>
+            <w:tcMar>
+              <w:top w:w="60" w:type="dxa"/>
+              <w:bottom w:w="60" w:type="dxa"/>
+              <w:left w:w="100" w:type="dxa"/>
+              <w:right w:w="100" w:type="dxa"/>
+            </w:tcMar>
+          </w:tcPr>
+          <w:p>
+            <w:pPr>
+              <w:spacing w:before="40" w:after="40"/>
+            </w:pPr>
+          </w:p>
+        </w:tc>
+      </w:tr>
+      <w:tr>
+        <w:trPr>
+          <w:cantSplit w:val="1"/>
+        </w:trPr>
+        <w:tc>
+          <w:tcPr>
+            <w:tcW w:type="dxa" w:w="1780"/>
+            <w:tcMar>
+              <w:top w:w="60" w:type="dxa"/>
+              <w:bottom w:w="60" w:type="dxa"/>
+              <w:left w:w="100" w:type="dxa"/>
+              <w:right w:w="100" w:type="dxa"/>
+            </w:tcMar>
+            <w:shd w:val="clear" w:color="auto" w:fill="EBF5FB"/>
+          </w:tcPr>
+          <w:p>
+            <w:pPr>
+              <w:spacing w:before="40" w:after="40"/>
+            </w:pPr>
+            <w:r>
+              <w:rPr>
+                <w:rFonts w:ascii="Calibri" w:hAnsi="Calibri"/>
+                <w:b w:val="0"/>
+                <w:i w:val="0"/>
+                <w:sz w:val="20"/>
+              </w:rPr>
+              <w:t>ITP-FRUKI01-002</w:t>
+            </w:r>
+          </w:p>
+        </w:tc>
+        <w:tc>
+          <w:tcPr>
+            <w:tcW w:type="dxa" w:w="1780"/>
+            <w:tcMar>
+              <w:top w:w="60" w:type="dxa"/>
+              <w:bottom w:w="60" w:type="dxa"/>
+              <w:left w:w="100" w:type="dxa"/>
+              <w:right w:w="100" w:type="dxa"/>
+            </w:tcMar>
+            <w:shd w:val="clear" w:color="auto" w:fill="EBF5FB"/>
+          </w:tcPr>
+          <w:p>
+            <w:pPr>
+              <w:spacing w:before="40" w:after="40"/>
+            </w:pPr>
+            <w:r>
+              <w:rPr>
+                <w:rFonts w:ascii="Calibri" w:hAnsi="Calibri"/>
+                <w:b w:val="0"/>
+                <w:i w:val="0"/>
+                <w:sz w:val="20"/>
+              </w:rPr>
+              <w:t>v1.0</w:t>
+            </w:r>
+          </w:p>
+        </w:tc>
+        <w:tc>
+          <w:tcPr>
+            <w:tcW w:type="dxa" w:w="1780"/>
+            <w:tcMar>
+              <w:top w:w="60" w:type="dxa"/>
+              <w:bottom w:w="60" w:type="dxa"/>
+              <w:left w:w="100" w:type="dxa"/>
+              <w:right w:w="100" w:type="dxa"/>
+            </w:tcMar>
+            <w:shd w:val="clear" w:color="auto" w:fill="EBF5FB"/>
+          </w:tcPr>
+          <w:p>
+            <w:pPr>
+              <w:spacing w:before="40" w:after="40"/>
+            </w:pPr>
+            <w:r>
+              <w:rPr>
+                <w:rFonts w:ascii="Calibri" w:hAnsi="Calibri"/>
+                <w:b w:val="0"/>
+                <w:i w:val="0"/>
+                <w:sz w:val="20"/>
+              </w:rPr>
+              <w:t>Componentes, interfaces, estratégia, mock strategy, ambientes</w:t>
+            </w:r>
+          </w:p>
+        </w:tc>
+        <w:tc>
+          <w:tcPr>
+            <w:tcW w:type="dxa" w:w="1780"/>
+            <w:tcMar>
+              <w:top w:w="60" w:type="dxa"/>
+              <w:bottom w:w="60" w:type="dxa"/>
+              <w:left w:w="100" w:type="dxa"/>
+              <w:right w:w="100" w:type="dxa"/>
+            </w:tcMar>
+            <w:shd w:val="clear" w:color="auto" w:fill="EBF5FB"/>
+          </w:tcPr>
+          <w:p>
+            <w:pPr>
+              <w:spacing w:before="40" w:after="40"/>
+            </w:pPr>
+            <w:r>
+              <w:rPr>
+                <w:rFonts w:ascii="Calibri" w:hAnsi="Calibri"/>
+                <w:b w:val="0"/>
+                <w:i w:val="0"/>
+                <w:sz w:val="20"/>
+              </w:rPr>
+              <w:t>✅ Sim</w:t>
+            </w:r>
+          </w:p>
+        </w:tc>
+        <w:tc>
+          <w:tcPr>
+            <w:tcW w:type="dxa" w:w="1780"/>
+            <w:tcMar>
+              <w:top w:w="60" w:type="dxa"/>
+              <w:bottom w:w="60" w:type="dxa"/>
+              <w:left w:w="100" w:type="dxa"/>
+              <w:right w:w="100" w:type="dxa"/>
+            </w:tcMar>
+            <w:shd w:val="clear" w:color="auto" w:fill="EBF5FB"/>
+          </w:tcPr>
+          <w:p>
+            <w:pPr>
+              <w:spacing w:before="40" w:after="40"/>
+            </w:pPr>
+          </w:p>
+        </w:tc>
+      </w:tr>
+      <w:tr>
+        <w:trPr>
+          <w:cantSplit w:val="1"/>
+        </w:trPr>
+        <w:tc>
+          <w:tcPr>
+            <w:tcW w:type="dxa" w:w="1780"/>
             <w:tcMar>
               <w:top w:w="60" w:type="dxa"/>
               <w:bottom w:w="60" w:type="dxa"/>
@@ -4659,7 +7153,32 @@
         </w:tc>
         <w:tc>
           <w:tcPr>
-            <w:tcW w:type="dxa" w:w="2225"/>
+            <w:tcW w:type="dxa" w:w="1780"/>
+            <w:tcMar>
+              <w:top w:w="60" w:type="dxa"/>
+              <w:bottom w:w="60" w:type="dxa"/>
+              <w:left w:w="100" w:type="dxa"/>
+              <w:right w:w="100" w:type="dxa"/>
+            </w:tcMar>
+          </w:tcPr>
+          <w:p>
+            <w:pPr>
+              <w:spacing w:before="40" w:after="40"/>
+            </w:pPr>
+            <w:r>
+              <w:rPr>
+                <w:rFonts w:ascii="Calibri" w:hAnsi="Calibri"/>
+                <w:b w:val="0"/>
+                <w:i w:val="0"/>
+                <w:sz w:val="20"/>
+              </w:rPr>
+              <w:t>v1.0</w:t>
+            </w:r>
+          </w:p>
+        </w:tc>
+        <w:tc>
+          <w:tcPr>
+            <w:tcW w:type="dxa" w:w="1780"/>
             <w:tcMar>
               <w:top w:w="60" w:type="dxa"/>
               <w:bottom w:w="60" w:type="dxa"/>
@@ -4684,7 +7203,7 @@
         </w:tc>
         <w:tc>
           <w:tcPr>
-            <w:tcW w:type="dxa" w:w="2225"/>
+            <w:tcW w:type="dxa" w:w="1780"/>
             <w:tcMar>
               <w:top w:w="60" w:type="dxa"/>
               <w:bottom w:w="60" w:type="dxa"/>
@@ -4709,7 +7228,7 @@
         </w:tc>
         <w:tc>
           <w:tcPr>
-            <w:tcW w:type="dxa" w:w="2225"/>
+            <w:tcW w:type="dxa" w:w="1780"/>
             <w:tcMar>
               <w:top w:w="60" w:type="dxa"/>
               <w:bottom w:w="60" w:type="dxa"/>
@@ -4721,15 +7240,6 @@
             <w:pPr>
               <w:spacing w:before="40" w:after="40"/>
             </w:pPr>
-            <w:r>
-              <w:rPr>
-                <w:rFonts w:ascii="Calibri" w:hAnsi="Calibri"/>
-                <w:b w:val="0"/>
-                <w:i w:val="0"/>
-                <w:sz w:val="20"/>
-              </w:rPr>
-              <w:t>v1.0</w:t>
-            </w:r>
           </w:p>
         </w:tc>
       </w:tr>
@@ -4739,7 +7249,7 @@
         </w:trPr>
         <w:tc>
           <w:tcPr>
-            <w:tcW w:type="dxa" w:w="2225"/>
+            <w:tcW w:type="dxa" w:w="1780"/>
             <w:tcMar>
               <w:top w:w="60" w:type="dxa"/>
               <w:bottom w:w="60" w:type="dxa"/>
@@ -4765,7 +7275,33 @@
         </w:tc>
         <w:tc>
           <w:tcPr>
-            <w:tcW w:type="dxa" w:w="2225"/>
+            <w:tcW w:type="dxa" w:w="1780"/>
+            <w:tcMar>
+              <w:top w:w="60" w:type="dxa"/>
+              <w:bottom w:w="60" w:type="dxa"/>
+              <w:left w:w="100" w:type="dxa"/>
+              <w:right w:w="100" w:type="dxa"/>
+            </w:tcMar>
+            <w:shd w:val="clear" w:color="auto" w:fill="EBF5FB"/>
+          </w:tcPr>
+          <w:p>
+            <w:pPr>
+              <w:spacing w:before="40" w:after="40"/>
+            </w:pPr>
+            <w:r>
+              <w:rPr>
+                <w:rFonts w:ascii="Calibri" w:hAnsi="Calibri"/>
+                <w:b w:val="0"/>
+                <w:i w:val="0"/>
+                <w:sz w:val="20"/>
+              </w:rPr>
+              <w:t>v1.0</w:t>
+            </w:r>
+          </w:p>
+        </w:tc>
+        <w:tc>
+          <w:tcPr>
+            <w:tcW w:type="dxa" w:w="1780"/>
             <w:tcMar>
               <w:top w:w="60" w:type="dxa"/>
               <w:bottom w:w="60" w:type="dxa"/>
@@ -4791,7 +7327,7 @@
         </w:tc>
         <w:tc>
           <w:tcPr>
-            <w:tcW w:type="dxa" w:w="2225"/>
+            <w:tcW w:type="dxa" w:w="1780"/>
             <w:tcMar>
               <w:top w:w="60" w:type="dxa"/>
               <w:bottom w:w="60" w:type="dxa"/>
@@ -4817,7 +7353,7 @@
         </w:tc>
         <w:tc>
           <w:tcPr>
-            <w:tcW w:type="dxa" w:w="2225"/>
+            <w:tcW w:type="dxa" w:w="1780"/>
             <w:tcMar>
               <w:top w:w="60" w:type="dxa"/>
               <w:bottom w:w="60" w:type="dxa"/>
@@ -4830,15 +7366,6 @@
             <w:pPr>
               <w:spacing w:before="40" w:after="40"/>
             </w:pPr>
-            <w:r>
-              <w:rPr>
-                <w:rFonts w:ascii="Calibri" w:hAnsi="Calibri"/>
-                <w:b w:val="0"/>
-                <w:i w:val="0"/>
-                <w:sz w:val="20"/>
-              </w:rPr>
-              <w:t>v1.0</w:t>
-            </w:r>
           </w:p>
         </w:tc>
       </w:tr>
@@ -4848,7 +7375,7 @@
         </w:trPr>
         <w:tc>
           <w:tcPr>
-            <w:tcW w:type="dxa" w:w="2225"/>
+            <w:tcW w:type="dxa" w:w="1780"/>
             <w:tcMar>
               <w:top w:w="60" w:type="dxa"/>
               <w:bottom w:w="60" w:type="dxa"/>
@@ -4873,7 +7400,32 @@
         </w:tc>
         <w:tc>
           <w:tcPr>
-            <w:tcW w:type="dxa" w:w="2225"/>
+            <w:tcW w:type="dxa" w:w="1780"/>
+            <w:tcMar>
+              <w:top w:w="60" w:type="dxa"/>
+              <w:bottom w:w="60" w:type="dxa"/>
+              <w:left w:w="100" w:type="dxa"/>
+              <w:right w:w="100" w:type="dxa"/>
+            </w:tcMar>
+          </w:tcPr>
+          <w:p>
+            <w:pPr>
+              <w:spacing w:before="40" w:after="40"/>
+            </w:pPr>
+            <w:r>
+              <w:rPr>
+                <w:rFonts w:ascii="Calibri" w:hAnsi="Calibri"/>
+                <w:b w:val="0"/>
+                <w:i w:val="0"/>
+                <w:sz w:val="20"/>
+              </w:rPr>
+              <w:t>v1.0</w:t>
+            </w:r>
+          </w:p>
+        </w:tc>
+        <w:tc>
+          <w:tcPr>
+            <w:tcW w:type="dxa" w:w="1780"/>
             <w:tcMar>
               <w:top w:w="60" w:type="dxa"/>
               <w:bottom w:w="60" w:type="dxa"/>
@@ -4898,7 +7450,7 @@
         </w:tc>
         <w:tc>
           <w:tcPr>
-            <w:tcW w:type="dxa" w:w="2225"/>
+            <w:tcW w:type="dxa" w:w="1780"/>
             <w:tcMar>
               <w:top w:w="60" w:type="dxa"/>
               <w:bottom w:w="60" w:type="dxa"/>
@@ -4923,7 +7475,7 @@
         </w:tc>
         <w:tc>
           <w:tcPr>
-            <w:tcW w:type="dxa" w:w="2225"/>
+            <w:tcW w:type="dxa" w:w="1780"/>
             <w:tcMar>
               <w:top w:w="60" w:type="dxa"/>
               <w:bottom w:w="60" w:type="dxa"/>
@@ -4942,7 +7494,7 @@
                 <w:i w:val="0"/>
                 <w:sz w:val="20"/>
               </w:rPr>
-              <w:t>v1.0</w:t>
+              <w:t>Decisão 2 impacta o Pacote Final 24</w:t>
             </w:r>
           </w:p>
         </w:tc>
@@ -4953,7 +7505,7 @@
         </w:trPr>
         <w:tc>
           <w:tcPr>
-            <w:tcW w:type="dxa" w:w="2225"/>
+            <w:tcW w:type="dxa" w:w="1780"/>
             <w:tcMar>
               <w:top w:w="60" w:type="dxa"/>
               <w:bottom w:w="60" w:type="dxa"/>
@@ -4973,13 +7525,13 @@
                 <w:i w:val="0"/>
                 <w:sz w:val="20"/>
               </w:rPr>
-              <w:t>ATA-FRUKI01-003</w:t>
+              <w:t>CR-FRUKI01-001</w:t>
             </w:r>
           </w:p>
         </w:tc>
         <w:tc>
           <w:tcPr>
-            <w:tcW w:type="dxa" w:w="2225"/>
+            <w:tcW w:type="dxa" w:w="1780"/>
             <w:tcMar>
               <w:top w:w="60" w:type="dxa"/>
               <w:bottom w:w="60" w:type="dxa"/>
@@ -4999,13 +7551,39 @@
                 <w:i w:val="0"/>
                 <w:sz w:val="20"/>
               </w:rPr>
-              <w:t>Ata de aceite com decisões e ressalvas</w:t>
+              <w:t>v1.0</w:t>
             </w:r>
           </w:p>
         </w:tc>
         <w:tc>
           <w:tcPr>
-            <w:tcW w:type="dxa" w:w="2225"/>
+            <w:tcW w:type="dxa" w:w="1780"/>
+            <w:tcMar>
+              <w:top w:w="60" w:type="dxa"/>
+              <w:bottom w:w="60" w:type="dxa"/>
+              <w:left w:w="100" w:type="dxa"/>
+              <w:right w:w="100" w:type="dxa"/>
+            </w:tcMar>
+            <w:shd w:val="clear" w:color="auto" w:fill="EBF5FB"/>
+          </w:tcPr>
+          <w:p>
+            <w:pPr>
+              <w:spacing w:before="40" w:after="40"/>
+            </w:pPr>
+            <w:r>
+              <w:rPr>
+                <w:rFonts w:ascii="Calibri" w:hAnsi="Calibri"/>
+                <w:b w:val="0"/>
+                <w:i w:val="0"/>
+                <w:sz w:val="20"/>
+              </w:rPr>
+              <w:t>Descrição da mudança, análise de impacto, aprovação, rastreabilidade</w:t>
+            </w:r>
+          </w:p>
+        </w:tc>
+        <w:tc>
+          <w:tcPr>
+            <w:tcW w:type="dxa" w:w="1780"/>
             <w:tcMar>
               <w:top w:w="60" w:type="dxa"/>
               <w:bottom w:w="60" w:type="dxa"/>
@@ -5031,7 +7609,185 @@
         </w:tc>
         <w:tc>
           <w:tcPr>
-            <w:tcW w:type="dxa" w:w="2225"/>
+            <w:tcW w:type="dxa" w:w="1780"/>
+            <w:tcMar>
+              <w:top w:w="60" w:type="dxa"/>
+              <w:bottom w:w="60" w:type="dxa"/>
+              <w:left w:w="100" w:type="dxa"/>
+              <w:right w:w="100" w:type="dxa"/>
+            </w:tcMar>
+            <w:shd w:val="clear" w:color="auto" w:fill="EBF5FB"/>
+          </w:tcPr>
+          <w:p>
+            <w:pPr>
+              <w:spacing w:before="40" w:after="40"/>
+            </w:pPr>
+            <w:r>
+              <w:rPr>
+                <w:rFonts w:ascii="Calibri" w:hAnsi="Calibri"/>
+                <w:b w:val="0"/>
+                <w:i w:val="0"/>
+                <w:sz w:val="20"/>
+              </w:rPr>
+              <w:t>Inclusão do Módulo Regra de Ouro</w:t>
+            </w:r>
+          </w:p>
+        </w:tc>
+      </w:tr>
+      <w:tr>
+        <w:trPr>
+          <w:cantSplit w:val="1"/>
+        </w:trPr>
+        <w:tc>
+          <w:tcPr>
+            <w:tcW w:type="dxa" w:w="1780"/>
+            <w:tcMar>
+              <w:top w:w="60" w:type="dxa"/>
+              <w:bottom w:w="60" w:type="dxa"/>
+              <w:left w:w="100" w:type="dxa"/>
+              <w:right w:w="100" w:type="dxa"/>
+            </w:tcMar>
+          </w:tcPr>
+          <w:p>
+            <w:pPr>
+              <w:spacing w:before="40" w:after="40"/>
+            </w:pPr>
+            <w:r>
+              <w:rPr>
+                <w:rFonts w:ascii="Calibri" w:hAnsi="Calibri"/>
+                <w:b w:val="0"/>
+                <w:i w:val="0"/>
+                <w:sz w:val="20"/>
+              </w:rPr>
+              <w:t>GCO-FRUKI01-001</w:t>
+            </w:r>
+          </w:p>
+        </w:tc>
+        <w:tc>
+          <w:tcPr>
+            <w:tcW w:type="dxa" w:w="1780"/>
+            <w:tcMar>
+              <w:top w:w="60" w:type="dxa"/>
+              <w:bottom w:w="60" w:type="dxa"/>
+              <w:left w:w="100" w:type="dxa"/>
+              <w:right w:w="100" w:type="dxa"/>
+            </w:tcMar>
+          </w:tcPr>
+          <w:p>
+            <w:pPr>
+              <w:spacing w:before="40" w:after="40"/>
+            </w:pPr>
+            <w:r>
+              <w:rPr>
+                <w:rFonts w:ascii="Calibri" w:hAnsi="Calibri"/>
+                <w:b w:val="0"/>
+                <w:i w:val="0"/>
+                <w:sz w:val="20"/>
+              </w:rPr>
+              <w:t>v1.3</w:t>
+            </w:r>
+          </w:p>
+        </w:tc>
+        <w:tc>
+          <w:tcPr>
+            <w:tcW w:type="dxa" w:w="1780"/>
+            <w:tcMar>
+              <w:top w:w="60" w:type="dxa"/>
+              <w:bottom w:w="60" w:type="dxa"/>
+              <w:left w:w="100" w:type="dxa"/>
+              <w:right w:w="100" w:type="dxa"/>
+            </w:tcMar>
+          </w:tcPr>
+          <w:p>
+            <w:pPr>
+              <w:spacing w:before="40" w:after="40"/>
+            </w:pPr>
+            <w:r>
+              <w:rPr>
+                <w:rFonts w:ascii="Calibri" w:hAnsi="Calibri"/>
+                <w:b w:val="0"/>
+                <w:i w:val="0"/>
+                <w:sz w:val="20"/>
+              </w:rPr>
+              <w:t>ICs, branches, baselines, controle de mudanças, auditoria de configuração</w:t>
+            </w:r>
+          </w:p>
+        </w:tc>
+        <w:tc>
+          <w:tcPr>
+            <w:tcW w:type="dxa" w:w="1780"/>
+            <w:tcMar>
+              <w:top w:w="60" w:type="dxa"/>
+              <w:bottom w:w="60" w:type="dxa"/>
+              <w:left w:w="100" w:type="dxa"/>
+              <w:right w:w="100" w:type="dxa"/>
+            </w:tcMar>
+          </w:tcPr>
+          <w:p>
+            <w:pPr>
+              <w:spacing w:before="40" w:after="40"/>
+            </w:pPr>
+            <w:r>
+              <w:rPr>
+                <w:rFonts w:ascii="Calibri" w:hAnsi="Calibri"/>
+                <w:b w:val="0"/>
+                <w:i w:val="0"/>
+                <w:sz w:val="20"/>
+              </w:rPr>
+              <w:t>✅ Sim</w:t>
+            </w:r>
+          </w:p>
+        </w:tc>
+        <w:tc>
+          <w:tcPr>
+            <w:tcW w:type="dxa" w:w="1780"/>
+            <w:tcMar>
+              <w:top w:w="60" w:type="dxa"/>
+              <w:bottom w:w="60" w:type="dxa"/>
+              <w:left w:w="100" w:type="dxa"/>
+              <w:right w:w="100" w:type="dxa"/>
+            </w:tcMar>
+          </w:tcPr>
+          <w:p>
+            <w:pPr>
+              <w:spacing w:before="40" w:after="40"/>
+            </w:pPr>
+          </w:p>
+        </w:tc>
+      </w:tr>
+      <w:tr>
+        <w:trPr>
+          <w:cantSplit w:val="1"/>
+        </w:trPr>
+        <w:tc>
+          <w:tcPr>
+            <w:tcW w:type="dxa" w:w="1780"/>
+            <w:tcMar>
+              <w:top w:w="60" w:type="dxa"/>
+              <w:bottom w:w="60" w:type="dxa"/>
+              <w:left w:w="100" w:type="dxa"/>
+              <w:right w:w="100" w:type="dxa"/>
+            </w:tcMar>
+            <w:shd w:val="clear" w:color="auto" w:fill="EBF5FB"/>
+          </w:tcPr>
+          <w:p>
+            <w:pPr>
+              <w:spacing w:before="40" w:after="40"/>
+            </w:pPr>
+            <w:r>
+              <w:rPr>
+                <w:rFonts w:ascii="Calibri" w:hAnsi="Calibri"/>
+                <w:b w:val="0"/>
+                <w:i w:val="0"/>
+                <w:sz w:val="20"/>
+              </w:rPr>
+              <w:t>RAC-FRUKI01-001</w:t>
+            </w:r>
+          </w:p>
+        </w:tc>
+        <w:tc>
+          <w:tcPr>
+            <w:tcW w:type="dxa" w:w="1780"/>
             <w:tcMar>
               <w:top w:w="60" w:type="dxa"/>
               <w:bottom w:w="60" w:type="dxa"/>
@@ -5055,6 +7811,84 @@
             </w:r>
           </w:p>
         </w:tc>
+        <w:tc>
+          <w:tcPr>
+            <w:tcW w:type="dxa" w:w="1780"/>
+            <w:tcMar>
+              <w:top w:w="60" w:type="dxa"/>
+              <w:bottom w:w="60" w:type="dxa"/>
+              <w:left w:w="100" w:type="dxa"/>
+              <w:right w:w="100" w:type="dxa"/>
+            </w:tcMar>
+            <w:shd w:val="clear" w:color="auto" w:fill="EBF5FB"/>
+          </w:tcPr>
+          <w:p>
+            <w:pPr>
+              <w:spacing w:before="40" w:after="40"/>
+            </w:pPr>
+            <w:r>
+              <w:rPr>
+                <w:rFonts w:ascii="Calibri" w:hAnsi="Calibri"/>
+                <w:b w:val="0"/>
+                <w:i w:val="0"/>
+                <w:sz w:val="20"/>
+              </w:rPr>
+              <w:t>Status parcial, esforço, riscos, ações corretivas</w:t>
+            </w:r>
+          </w:p>
+        </w:tc>
+        <w:tc>
+          <w:tcPr>
+            <w:tcW w:type="dxa" w:w="1780"/>
+            <w:tcMar>
+              <w:top w:w="60" w:type="dxa"/>
+              <w:bottom w:w="60" w:type="dxa"/>
+              <w:left w:w="100" w:type="dxa"/>
+              <w:right w:w="100" w:type="dxa"/>
+            </w:tcMar>
+            <w:shd w:val="clear" w:color="auto" w:fill="EBF5FB"/>
+          </w:tcPr>
+          <w:p>
+            <w:pPr>
+              <w:spacing w:before="40" w:after="40"/>
+            </w:pPr>
+            <w:r>
+              <w:rPr>
+                <w:rFonts w:ascii="Calibri" w:hAnsi="Calibri"/>
+                <w:b w:val="0"/>
+                <w:i w:val="0"/>
+                <w:sz w:val="20"/>
+              </w:rPr>
+              <w:t>✅ Sim</w:t>
+            </w:r>
+          </w:p>
+        </w:tc>
+        <w:tc>
+          <w:tcPr>
+            <w:tcW w:type="dxa" w:w="1780"/>
+            <w:tcMar>
+              <w:top w:w="60" w:type="dxa"/>
+              <w:bottom w:w="60" w:type="dxa"/>
+              <w:left w:w="100" w:type="dxa"/>
+              <w:right w:w="100" w:type="dxa"/>
+            </w:tcMar>
+            <w:shd w:val="clear" w:color="auto" w:fill="EBF5FB"/>
+          </w:tcPr>
+          <w:p>
+            <w:pPr>
+              <w:spacing w:before="40" w:after="40"/>
+            </w:pPr>
+            <w:r>
+              <w:rPr>
+                <w:rFonts w:ascii="Calibri" w:hAnsi="Calibri"/>
+                <w:b w:val="0"/>
+                <w:i w:val="0"/>
+                <w:sz w:val="20"/>
+              </w:rPr>
+              <w:t>Snapshot de 27/12/2025</w:t>
+            </w:r>
+          </w:p>
+        </w:tc>
       </w:tr>
       <w:tr>
         <w:trPr>
@@ -5062,7 +7896,7 @@
         </w:trPr>
         <w:tc>
           <w:tcPr>
-            <w:tcW w:type="dxa" w:w="2225"/>
+            <w:tcW w:type="dxa" w:w="1780"/>
             <w:tcMar>
               <w:top w:w="60" w:type="dxa"/>
               <w:bottom w:w="60" w:type="dxa"/>
@@ -5087,7 +7921,7 @@
         </w:tc>
         <w:tc>
           <w:tcPr>
-            <w:tcW w:type="dxa" w:w="2225"/>
+            <w:tcW w:type="dxa" w:w="1780"/>
             <w:tcMar>
               <w:top w:w="60" w:type="dxa"/>
               <w:bottom w:w="60" w:type="dxa"/>
@@ -5106,13 +7940,38 @@
                 <w:i w:val="0"/>
                 <w:sz w:val="20"/>
               </w:rPr>
-              <w:t>Entregas, escopo realizado, aceite do cliente, lições aprendidas</w:t>
+              <w:t>v1.1</w:t>
             </w:r>
           </w:p>
         </w:tc>
         <w:tc>
           <w:tcPr>
-            <w:tcW w:type="dxa" w:w="2225"/>
+            <w:tcW w:type="dxa" w:w="1780"/>
+            <w:tcMar>
+              <w:top w:w="60" w:type="dxa"/>
+              <w:bottom w:w="60" w:type="dxa"/>
+              <w:left w:w="100" w:type="dxa"/>
+              <w:right w:w="100" w:type="dxa"/>
+            </w:tcMar>
+          </w:tcPr>
+          <w:p>
+            <w:pPr>
+              <w:spacing w:before="40" w:after="40"/>
+            </w:pPr>
+            <w:r>
+              <w:rPr>
+                <w:rFonts w:ascii="Calibri" w:hAnsi="Calibri"/>
+                <w:b w:val="0"/>
+                <w:i w:val="0"/>
+                <w:sz w:val="20"/>
+              </w:rPr>
+              <w:t>Entregas, escopo realizado (com ref. ao CR-001), aceite do cliente, lições aprendidas</w:t>
+            </w:r>
+          </w:p>
+        </w:tc>
+        <w:tc>
+          <w:tcPr>
+            <w:tcW w:type="dxa" w:w="1780"/>
             <w:tcMar>
               <w:top w:w="60" w:type="dxa"/>
               <w:bottom w:w="60" w:type="dxa"/>
@@ -5137,7 +7996,7 @@
         </w:tc>
         <w:tc>
           <w:tcPr>
-            <w:tcW w:type="dxa" w:w="2225"/>
+            <w:tcW w:type="dxa" w:w="1780"/>
             <w:tcMar>
               <w:top w:w="60" w:type="dxa"/>
               <w:bottom w:w="60" w:type="dxa"/>
@@ -5149,15 +8008,6 @@
             <w:pPr>
               <w:spacing w:before="40" w:after="40"/>
             </w:pPr>
-            <w:r>
-              <w:rPr>
-                <w:rFonts w:ascii="Calibri" w:hAnsi="Calibri"/>
-                <w:b w:val="0"/>
-                <w:i w:val="0"/>
-                <w:sz w:val="20"/>
-              </w:rPr>
-              <w:t>v1.0</w:t>
-            </w:r>
           </w:p>
         </w:tc>
       </w:tr>
@@ -5520,6 +8370,112 @@
           </w:p>
         </w:tc>
       </w:tr>
+      <w:tr>
+        <w:trPr>
+          <w:cantSplit w:val="1"/>
+        </w:trPr>
+        <w:tc>
+          <w:tcPr>
+            <w:tcW w:type="dxa" w:w="2225"/>
+            <w:tcMar>
+              <w:top w:w="60" w:type="dxa"/>
+              <w:bottom w:w="60" w:type="dxa"/>
+              <w:left w:w="100" w:type="dxa"/>
+              <w:right w:w="100" w:type="dxa"/>
+            </w:tcMar>
+            <w:shd w:val="clear" w:color="auto" w:fill="F0F4F8"/>
+          </w:tcPr>
+          <w:p>
+            <w:pPr>
+              <w:spacing w:before="40" w:after="40"/>
+            </w:pPr>
+            <w:r>
+              <w:rPr>
+                <w:rFonts w:ascii="Calibri" w:hAnsi="Calibri"/>
+                <w:b/>
+                <w:i w:val="0"/>
+                <w:sz w:val="20"/>
+              </w:rPr>
+              <w:t>1.2</w:t>
+            </w:r>
+          </w:p>
+        </w:tc>
+        <w:tc>
+          <w:tcPr>
+            <w:tcW w:type="dxa" w:w="2225"/>
+            <w:tcMar>
+              <w:top w:w="60" w:type="dxa"/>
+              <w:bottom w:w="60" w:type="dxa"/>
+              <w:left w:w="100" w:type="dxa"/>
+              <w:right w:w="100" w:type="dxa"/>
+            </w:tcMar>
+          </w:tcPr>
+          <w:p>
+            <w:pPr>
+              <w:spacing w:before="40" w:after="40"/>
+            </w:pPr>
+            <w:r>
+              <w:rPr>
+                <w:rFonts w:ascii="Calibri" w:hAnsi="Calibri"/>
+                <w:b w:val="0"/>
+                <w:i w:val="0"/>
+                <w:sz w:val="20"/>
+              </w:rPr>
+              <w:t>05/06/2026</w:t>
+            </w:r>
+          </w:p>
+        </w:tc>
+        <w:tc>
+          <w:tcPr>
+            <w:tcW w:type="dxa" w:w="2225"/>
+            <w:tcMar>
+              <w:top w:w="60" w:type="dxa"/>
+              <w:bottom w:w="60" w:type="dxa"/>
+              <w:left w:w="100" w:type="dxa"/>
+              <w:right w:w="100" w:type="dxa"/>
+            </w:tcMar>
+          </w:tcPr>
+          <w:p>
+            <w:pPr>
+              <w:spacing w:before="40" w:after="40"/>
+            </w:pPr>
+            <w:r>
+              <w:rPr>
+                <w:rFonts w:ascii="Calibri" w:hAnsi="Calibri"/>
+                <w:b w:val="0"/>
+                <w:i w:val="0"/>
+                <w:sz w:val="20"/>
+              </w:rPr>
+              <w:t>COO (Operações)</w:t>
+            </w:r>
+          </w:p>
+        </w:tc>
+        <w:tc>
+          <w:tcPr>
+            <w:tcW w:type="dxa" w:w="2225"/>
+            <w:tcMar>
+              <w:top w:w="60" w:type="dxa"/>
+              <w:bottom w:w="60" w:type="dxa"/>
+              <w:left w:w="100" w:type="dxa"/>
+              <w:right w:w="100" w:type="dxa"/>
+            </w:tcMar>
+          </w:tcPr>
+          <w:p>
+            <w:pPr>
+              <w:spacing w:before="40" w:after="40"/>
+            </w:pPr>
+            <w:r>
+              <w:rPr>
+                <w:rFonts w:ascii="Calibri" w:hAnsi="Calibri"/>
+                <w:b w:val="0"/>
+                <w:i w:val="0"/>
+                <w:sz w:val="20"/>
+              </w:rPr>
+              <w:t>Novos itens de auditoria: ITP, GCO, CR, RAC, ata de kickoff do Pacote Final 24; versões corrigidas (ADAP-001/002 v1.1, TAP-002 v1.1, TAE-002 v1.1); novos artefatos adicionados às tabelas §3.1 e §3.2 (ITP-001/002, GCO-001, CR-001, RAC-001/002, ATA-004 a 008, LI-001, MED-001)</w:t>
+            </w:r>
+          </w:p>
+        </w:tc>
+      </w:tr>
     </w:tbl>
     <w:p>
       <w:pPr>
@@ -5560,7 +8516,7 @@
         <w:color w:val="555555"/>
         <w:sz w:val="16"/>
       </w:rPr>
-      <w:t>vData  ·  05/06/2026</w:t>
+      <w:t>v1.2  ·  05/06/2026</w:t>
     </w:r>
     <w:r>
       <w:tab/>
@@ -5622,7 +8578,7 @@
         <w:color w:val="555555"/>
         <w:sz w:val="16"/>
       </w:rPr>
-      <w:t>vData  ·  05/06/2026</w:t>
+      <w:t>v1.2  ·  05/06/2026</w:t>
     </w:r>
     <w:r>
       <w:tab/>
@@ -5693,7 +8649,7 @@
         <w:color w:val="555555"/>
         <w:sz w:val="18"/>
       </w:rPr>
-      <w:t xml:space="preserve">   ·   ✅</w:t>
+      <w:t xml:space="preserve">   ·   GQA-FRUKI01-001</w:t>
     </w:r>
     <w:r>
       <w:tab/>
@@ -5704,7 +8660,7 @@
         <w:color w:val="555555"/>
         <w:sz w:val="18"/>
       </w:rPr>
-      <w:t>Evidência de Projeto</w:t>
+      <w:t>Gerência de Processos</w:t>
     </w:r>
   </w:p>
 </w:hdr>
